--- a/Design_Docs/GARUDA-TRM-001.docx
+++ b/Design_Docs/GARUDA-TRM-001.docx
@@ -2,7 +2,7 @@
 <file path=word/document.xml><?xml version="1.0" encoding="utf-8"?>
 <w:document xmlns:w="http://schemas.openxmlformats.org/wordprocessingml/2006/main" xmlns:m="http://schemas.openxmlformats.org/officeDocument/2006/math" xmlns:r="http://schemas.openxmlformats.org/officeDocument/2006/relationships" xmlns:o="urn:schemas-microsoft-com:office:office" xmlns:v="urn:schemas-microsoft-com:vml" xmlns:w10="urn:schemas-microsoft-com:office:word" xmlns:a="http://schemas.openxmlformats.org/drawingml/2006/main" xmlns:pic="http://schemas.openxmlformats.org/drawingml/2006/picture" xmlns:wp="http://schemas.openxmlformats.org/drawingml/2006/wordprocessingDrawing">
   <w:body>
-    <w:bookmarkStart w:id="53" w:name="garuda-soc-technical-reference-manual"/>
+    <w:bookmarkStart w:id="53" w:name="garuda-soc--technical-reference-manual"/>
     <w:p>
       <w:pPr>
         <w:pStyle w:val="Heading1"/>
@@ -11,7 +11,7 @@
         <w:t xml:space="preserve">GARUDA SoC — Technical Reference Manual</w:t>
       </w:r>
     </w:p>
-    <w:bookmarkStart w:id="20" w:name="identity"/>
+    <w:bookmarkStart w:id="20" w:name="Xee8498aa8c87dd42cd65edb36b9d23d240ee498"/>
     <w:p>
       <w:pPr>
         <w:pStyle w:val="Heading2"/>
@@ -218,7 +218,7 @@
       </w:tr>
     </w:tbl>
     <w:bookmarkEnd w:id="20"/>
-    <w:bookmarkStart w:id="21" w:name="what-this-document-is"/>
+    <w:bookmarkStart w:id="21" w:name="X63e7198c1469fac6b811e76cc7b729964f5b743"/>
     <w:p>
       <w:pPr>
         <w:pStyle w:val="Heading2"/>
@@ -325,819 +325,13 @@
       </w:r>
     </w:p>
     <w:bookmarkEnd w:id="21"/>
-    <w:bookmarkStart w:id="22" w:name="revision-history"/>
+    <w:bookmarkStart w:id="22" w:name="X5f7aec3dd8c02ad4fe92a1e08885ee53f7f9d31"/>
     <w:p>
       <w:pPr>
         <w:pStyle w:val="Heading2"/>
       </w:pPr>
       <w:r>
         <w:t xml:space="preserve">0.3 Revision history</w:t>
-      </w:r>
-    </w:p>
-    <w:tbl>
-      <w:tblPr>
-        <w:tblStyle w:val="Table"/>
-        <w:tblW w:type="pct" w:w="5000"/>
-        <w:tblLook w:firstRow="1" w:lastRow="0" w:firstColumn="0" w:lastColumn="0" w:noHBand="0" w:noVBand="0" w:val="0020"/>
-        <w:jc w:val="start"/>
-      </w:tblPr>
-      <w:tblGrid>
-        <w:gridCol w:w="3960"/>
-        <w:gridCol w:w="3960"/>
-      </w:tblGrid>
-      <w:tr>
-        <w:trPr>
-          <w:tblHeader w:val="true"/>
-        </w:trPr>
-        <w:tc>
-          <w:tcPr/>
-          <w:p>
-            <w:pPr>
-              <w:pStyle w:val="Compact"/>
-              <w:jc w:val="left"/>
-            </w:pPr>
-            <w:r>
-              <w:t xml:space="preserve">Rev</w:t>
-            </w:r>
-          </w:p>
-        </w:tc>
-        <w:tc>
-          <w:tcPr/>
-          <w:p>
-            <w:pPr>
-              <w:pStyle w:val="Compact"/>
-              <w:jc w:val="left"/>
-            </w:pPr>
-            <w:r>
-              <w:t xml:space="preserve">Change</w:t>
-            </w:r>
-          </w:p>
-        </w:tc>
-      </w:tr>
-      <w:tr>
-        <w:tc>
-          <w:tcPr/>
-          <w:p>
-            <w:pPr>
-              <w:pStyle w:val="Compact"/>
-              <w:jc w:val="left"/>
-            </w:pPr>
-            <w:r>
-              <w:t xml:space="preserve">1.0–3.0</w:t>
-            </w:r>
-          </w:p>
-        </w:tc>
-        <w:tc>
-          <w:tcPr/>
-          <w:p>
-            <w:pPr>
-              <w:pStyle w:val="Compact"/>
-              <w:jc w:val="left"/>
-            </w:pPr>
-            <w:r>
-              <w:t xml:space="preserve">Initial through the 24-block system view; 200 then 250 MHz; multi-layer interconnect; six provisional block numbers; contradictory peripheral and DMA assignments</w:t>
-            </w:r>
-          </w:p>
-        </w:tc>
-      </w:tr>
-      <w:tr>
-        <w:tc>
-          <w:tcPr/>
-          <w:p>
-            <w:pPr>
-              <w:pStyle w:val="Compact"/>
-              <w:jc w:val="left"/>
-            </w:pPr>
-            <w:r>
-              <w:t xml:space="preserve">4.0</w:t>
-            </w:r>
-          </w:p>
-        </w:tc>
-        <w:tc>
-          <w:tcPr/>
-          <w:p>
-            <w:pPr>
-              <w:pStyle w:val="Compact"/>
-              <w:jc w:val="left"/>
-            </w:pPr>
-            <w:r>
-              <w:t xml:space="preserve">Rebuilt as a consolidation of ten settled block specs. All shared values generated. 22 blocks. Shared AHB layer. Debug is SBA-only. Peripheral assignment resolved. All ten open items closed.</w:t>
-            </w:r>
-          </w:p>
-        </w:tc>
-      </w:tr>
-    </w:tbl>
-    <w:bookmarkEnd w:id="22"/>
-    <w:bookmarkStart w:id="23" w:name="document-set"/>
-    <w:p>
-      <w:pPr>
-        <w:pStyle w:val="Heading2"/>
-      </w:pPr>
-      <w:r>
-        <w:t xml:space="preserve">0.4 Document set</w:t>
-      </w:r>
-    </w:p>
-    <w:tbl>
-      <w:tblPr>
-        <w:tblStyle w:val="Table"/>
-        <w:tblW w:type="pct" w:w="5000"/>
-        <w:tblLook w:firstRow="1" w:lastRow="0" w:firstColumn="0" w:lastColumn="0" w:noHBand="0" w:noVBand="0" w:val="0020"/>
-        <w:jc w:val="start"/>
-      </w:tblPr>
-      <w:tblGrid>
-        <w:gridCol w:w="2640"/>
-        <w:gridCol w:w="2640"/>
-        <w:gridCol w:w="2640"/>
-      </w:tblGrid>
-      <w:tr>
-        <w:trPr>
-          <w:tblHeader w:val="true"/>
-        </w:trPr>
-        <w:tc>
-          <w:tcPr/>
-          <w:p>
-            <w:pPr>
-              <w:pStyle w:val="Compact"/>
-              <w:jc w:val="left"/>
-            </w:pPr>
-            <w:r>
-              <w:t xml:space="preserve">Document</w:t>
-            </w:r>
-          </w:p>
-        </w:tc>
-        <w:tc>
-          <w:tcPr/>
-          <w:p>
-            <w:pPr>
-              <w:pStyle w:val="Compact"/>
-              <w:jc w:val="left"/>
-            </w:pPr>
-            <w:r>
-              <w:t xml:space="preserve">Rev</w:t>
-            </w:r>
-          </w:p>
-        </w:tc>
-        <w:tc>
-          <w:tcPr/>
-          <w:p>
-            <w:pPr>
-              <w:pStyle w:val="Compact"/>
-              <w:jc w:val="left"/>
-            </w:pPr>
-            <w:r>
-              <w:t xml:space="preserve">Covers</w:t>
-            </w:r>
-          </w:p>
-        </w:tc>
-      </w:tr>
-      <w:tr>
-        <w:tc>
-          <w:tcPr/>
-          <w:p>
-            <w:pPr>
-              <w:pStyle w:val="Compact"/>
-              <w:jc w:val="left"/>
-            </w:pPr>
-            <w:r>
-              <w:rPr>
-                <w:rStyle w:val="VerbatimChar"/>
-              </w:rPr>
-              <w:t xml:space="preserve">GARUDA-SYS-001</w:t>
-            </w:r>
-          </w:p>
-        </w:tc>
-        <w:tc>
-          <w:tcPr/>
-          <w:p>
-            <w:pPr>
-              <w:pStyle w:val="Compact"/>
-              <w:jc w:val="left"/>
-            </w:pPr>
-            <w:r>
-              <w:t xml:space="preserve">4.0</w:t>
-            </w:r>
-          </w:p>
-        </w:tc>
-        <w:tc>
-          <w:tcPr/>
-          <w:p>
-            <w:pPr>
-              <w:pStyle w:val="Compact"/>
-              <w:jc w:val="left"/>
-            </w:pPr>
-            <w:r>
-              <w:rPr>
-                <w:bCs/>
-                <w:b/>
-              </w:rPr>
-              <w:t xml:space="preserve">System definition. Machine-readable. Authority on every shared value.</w:t>
-            </w:r>
-          </w:p>
-        </w:tc>
-      </w:tr>
-      <w:tr>
-        <w:tc>
-          <w:tcPr/>
-          <w:p>
-            <w:pPr>
-              <w:pStyle w:val="Compact"/>
-              <w:jc w:val="left"/>
-            </w:pPr>
-            <w:r>
-              <w:rPr>
-                <w:rStyle w:val="VerbatimChar"/>
-              </w:rPr>
-              <w:t xml:space="preserve">GARUDA-ADR-001</w:t>
-            </w:r>
-          </w:p>
-        </w:tc>
-        <w:tc>
-          <w:tcPr/>
-          <w:p>
-            <w:pPr>
-              <w:pStyle w:val="Compact"/>
-              <w:jc w:val="left"/>
-            </w:pPr>
-            <w:r>
-              <w:t xml:space="preserve">1.0</w:t>
-            </w:r>
-          </w:p>
-        </w:tc>
-        <w:tc>
-          <w:tcPr/>
-          <w:p>
-            <w:pPr>
-              <w:pStyle w:val="Compact"/>
-              <w:jc w:val="left"/>
-            </w:pPr>
-            <w:r>
-              <w:rPr>
-                <w:bCs/>
-                <w:b/>
-              </w:rPr>
-              <w:t xml:space="preserve">Architecture decisions, 21 records. Authority on every choice.</w:t>
-            </w:r>
-          </w:p>
-        </w:tc>
-      </w:tr>
-      <w:tr>
-        <w:tc>
-          <w:tcPr/>
-          <w:p>
-            <w:pPr>
-              <w:pStyle w:val="Compact"/>
-              <w:jc w:val="left"/>
-            </w:pPr>
-            <w:r>
-              <w:rPr>
-                <w:rStyle w:val="VerbatimChar"/>
-              </w:rPr>
-              <w:t xml:space="preserve">GARUDA-DOC-001</w:t>
-            </w:r>
-          </w:p>
-        </w:tc>
-        <w:tc>
-          <w:tcPr/>
-          <w:p>
-            <w:pPr>
-              <w:pStyle w:val="Compact"/>
-              <w:jc w:val="left"/>
-            </w:pPr>
-            <w:r>
-              <w:t xml:space="preserve">1.0</w:t>
-            </w:r>
-          </w:p>
-        </w:tc>
-        <w:tc>
-          <w:tcPr/>
-          <w:p>
-            <w:pPr>
-              <w:pStyle w:val="Compact"/>
-              <w:jc w:val="left"/>
-            </w:pPr>
-            <w:r>
-              <w:t xml:space="preserve">Specification template and house rules</w:t>
-            </w:r>
-          </w:p>
-        </w:tc>
-      </w:tr>
-      <w:tr>
-        <w:tc>
-          <w:tcPr/>
-          <w:p>
-            <w:pPr>
-              <w:pStyle w:val="Compact"/>
-              <w:jc w:val="left"/>
-            </w:pPr>
-            <w:r>
-              <w:rPr>
-                <w:rStyle w:val="VerbatimChar"/>
-              </w:rPr>
-              <w:t xml:space="preserve">GARUDA-CORE-SPEC-001</w:t>
-            </w:r>
-          </w:p>
-        </w:tc>
-        <w:tc>
-          <w:tcPr/>
-          <w:p>
-            <w:pPr>
-              <w:pStyle w:val="Compact"/>
-              <w:jc w:val="left"/>
-            </w:pPr>
-            <w:r>
-              <w:t xml:space="preserve">3.0</w:t>
-            </w:r>
-          </w:p>
-        </w:tc>
-        <w:tc>
-          <w:tcPr/>
-          <w:p>
-            <w:pPr>
-              <w:pStyle w:val="Compact"/>
-              <w:jc w:val="left"/>
-            </w:pPr>
-            <w:r>
-              <w:t xml:space="preserve">Block 1 — RV32IM core</w:t>
-            </w:r>
-          </w:p>
-        </w:tc>
-      </w:tr>
-      <w:tr>
-        <w:tc>
-          <w:tcPr/>
-          <w:p>
-            <w:pPr>
-              <w:pStyle w:val="Compact"/>
-              <w:jc w:val="left"/>
-            </w:pPr>
-            <w:r>
-              <w:rPr>
-                <w:rStyle w:val="VerbatimChar"/>
-              </w:rPr>
-              <w:t xml:space="preserve">GARUDA-DSU-SPEC-001</w:t>
-            </w:r>
-          </w:p>
-        </w:tc>
-        <w:tc>
-          <w:tcPr/>
-          <w:p>
-            <w:pPr>
-              <w:pStyle w:val="Compact"/>
-              <w:jc w:val="left"/>
-            </w:pPr>
-            <w:r>
-              <w:t xml:space="preserve">3.0</w:t>
-            </w:r>
-          </w:p>
-        </w:tc>
-        <w:tc>
-          <w:tcPr/>
-          <w:p>
-            <w:pPr>
-              <w:pStyle w:val="Compact"/>
-              <w:jc w:val="left"/>
-            </w:pPr>
-            <w:r>
-              <w:t xml:space="preserve">Block 2 — DSP support unit</w:t>
-            </w:r>
-          </w:p>
-        </w:tc>
-      </w:tr>
-      <w:tr>
-        <w:tc>
-          <w:tcPr/>
-          <w:p>
-            <w:pPr>
-              <w:pStyle w:val="Compact"/>
-              <w:jc w:val="left"/>
-            </w:pPr>
-            <w:r>
-              <w:rPr>
-                <w:rStyle w:val="VerbatimChar"/>
-              </w:rPr>
-              <w:t xml:space="preserve">GARUDA-MEM-SPEC-001</w:t>
-            </w:r>
-          </w:p>
-        </w:tc>
-        <w:tc>
-          <w:tcPr/>
-          <w:p>
-            <w:pPr>
-              <w:pStyle w:val="Compact"/>
-              <w:jc w:val="left"/>
-            </w:pPr>
-            <w:r>
-              <w:t xml:space="preserve">2.0</w:t>
-            </w:r>
-          </w:p>
-        </w:tc>
-        <w:tc>
-          <w:tcPr/>
-          <w:p>
-            <w:pPr>
-              <w:pStyle w:val="Compact"/>
-              <w:jc w:val="left"/>
-            </w:pPr>
-            <w:r>
-              <w:t xml:space="preserve">Blocks 3–5 — ISRAM, Boot ROM, DSRAM, boot</w:t>
-            </w:r>
-          </w:p>
-        </w:tc>
-      </w:tr>
-      <w:tr>
-        <w:tc>
-          <w:tcPr/>
-          <w:p>
-            <w:pPr>
-              <w:pStyle w:val="Compact"/>
-              <w:jc w:val="left"/>
-            </w:pPr>
-            <w:r>
-              <w:rPr>
-                <w:rStyle w:val="VerbatimChar"/>
-              </w:rPr>
-              <w:t xml:space="preserve">GARUDA-AHB-SPEC-001</w:t>
-            </w:r>
-          </w:p>
-        </w:tc>
-        <w:tc>
-          <w:tcPr/>
-          <w:p>
-            <w:pPr>
-              <w:pStyle w:val="Compact"/>
-              <w:jc w:val="left"/>
-            </w:pPr>
-            <w:r>
-              <w:t xml:space="preserve">4.0</w:t>
-            </w:r>
-          </w:p>
-        </w:tc>
-        <w:tc>
-          <w:tcPr/>
-          <w:p>
-            <w:pPr>
-              <w:pStyle w:val="Compact"/>
-              <w:jc w:val="left"/>
-            </w:pPr>
-            <w:r>
-              <w:t xml:space="preserve">Block 6 — interconnect</w:t>
-            </w:r>
-          </w:p>
-        </w:tc>
-      </w:tr>
-      <w:tr>
-        <w:tc>
-          <w:tcPr/>
-          <w:p>
-            <w:pPr>
-              <w:pStyle w:val="Compact"/>
-              <w:jc w:val="left"/>
-            </w:pPr>
-            <w:r>
-              <w:rPr>
-                <w:rStyle w:val="VerbatimChar"/>
-              </w:rPr>
-              <w:t xml:space="preserve">GARUDA-AHB2APB-SPEC-001</w:t>
-            </w:r>
-          </w:p>
-        </w:tc>
-        <w:tc>
-          <w:tcPr/>
-          <w:p>
-            <w:pPr>
-              <w:pStyle w:val="Compact"/>
-              <w:jc w:val="left"/>
-            </w:pPr>
-            <w:r>
-              <w:t xml:space="preserve">2.0</w:t>
-            </w:r>
-          </w:p>
-        </w:tc>
-        <w:tc>
-          <w:tcPr/>
-          <w:p>
-            <w:pPr>
-              <w:pStyle w:val="Compact"/>
-              <w:jc w:val="left"/>
-            </w:pPr>
-            <w:r>
-              <w:t xml:space="preserve">Blocks 7–8 — APB bridge and fabric</w:t>
-            </w:r>
-          </w:p>
-        </w:tc>
-      </w:tr>
-      <w:tr>
-        <w:tc>
-          <w:tcPr/>
-          <w:p>
-            <w:pPr>
-              <w:pStyle w:val="Compact"/>
-              <w:jc w:val="left"/>
-            </w:pPr>
-            <w:r>
-              <w:rPr>
-                <w:rStyle w:val="VerbatimChar"/>
-              </w:rPr>
-              <w:t xml:space="preserve">GARUDA-DMA-SPEC-001</w:t>
-            </w:r>
-          </w:p>
-        </w:tc>
-        <w:tc>
-          <w:tcPr/>
-          <w:p>
-            <w:pPr>
-              <w:pStyle w:val="Compact"/>
-              <w:jc w:val="left"/>
-            </w:pPr>
-            <w:r>
-              <w:t xml:space="preserve">3.0</w:t>
-            </w:r>
-          </w:p>
-        </w:tc>
-        <w:tc>
-          <w:tcPr/>
-          <w:p>
-            <w:pPr>
-              <w:pStyle w:val="Compact"/>
-              <w:jc w:val="left"/>
-            </w:pPr>
-            <w:r>
-              <w:t xml:space="preserve">Block 9 — DMA controller</w:t>
-            </w:r>
-          </w:p>
-        </w:tc>
-      </w:tr>
-      <w:tr>
-        <w:tc>
-          <w:tcPr/>
-          <w:p>
-            <w:pPr>
-              <w:pStyle w:val="Compact"/>
-              <w:jc w:val="left"/>
-            </w:pPr>
-            <w:r>
-              <w:rPr>
-                <w:rStyle w:val="VerbatimChar"/>
-              </w:rPr>
-              <w:t xml:space="preserve">GARUDA-CLIC-SPEC-001</w:t>
-            </w:r>
-          </w:p>
-        </w:tc>
-        <w:tc>
-          <w:tcPr/>
-          <w:p>
-            <w:pPr>
-              <w:pStyle w:val="Compact"/>
-              <w:jc w:val="left"/>
-            </w:pPr>
-            <w:r>
-              <w:t xml:space="preserve">2.0</w:t>
-            </w:r>
-          </w:p>
-        </w:tc>
-        <w:tc>
-          <w:tcPr/>
-          <w:p>
-            <w:pPr>
-              <w:pStyle w:val="Compact"/>
-              <w:jc w:val="left"/>
-            </w:pPr>
-            <w:r>
-              <w:t xml:space="preserve">Block 10 — interrupt controller</w:t>
-            </w:r>
-          </w:p>
-        </w:tc>
-      </w:tr>
-      <w:tr>
-        <w:tc>
-          <w:tcPr/>
-          <w:p>
-            <w:pPr>
-              <w:pStyle w:val="Compact"/>
-              <w:jc w:val="left"/>
-            </w:pPr>
-            <w:r>
-              <w:rPr>
-                <w:rStyle w:val="VerbatimChar"/>
-              </w:rPr>
-              <w:t xml:space="preserve">GARUDA-TIMERS-SPEC-001</w:t>
-            </w:r>
-          </w:p>
-        </w:tc>
-        <w:tc>
-          <w:tcPr/>
-          <w:p>
-            <w:pPr>
-              <w:pStyle w:val="Compact"/>
-              <w:jc w:val="left"/>
-            </w:pPr>
-            <w:r>
-              <w:t xml:space="preserve">2.0</w:t>
-            </w:r>
-          </w:p>
-        </w:tc>
-        <w:tc>
-          <w:tcPr/>
-          <w:p>
-            <w:pPr>
-              <w:pStyle w:val="Compact"/>
-              <w:jc w:val="left"/>
-            </w:pPr>
-            <w:r>
-              <w:t xml:space="preserve">Block 11 — machine timer and watchdog</w:t>
-            </w:r>
-          </w:p>
-        </w:tc>
-      </w:tr>
-      <w:tr>
-        <w:tc>
-          <w:tcPr/>
-          <w:p>
-            <w:pPr>
-              <w:pStyle w:val="Compact"/>
-              <w:jc w:val="left"/>
-            </w:pPr>
-            <w:r>
-              <w:rPr>
-                <w:rStyle w:val="VerbatimChar"/>
-              </w:rPr>
-              <w:t xml:space="preserve">GARUDA-DEBUG-SPEC-001</w:t>
-            </w:r>
-          </w:p>
-        </w:tc>
-        <w:tc>
-          <w:tcPr/>
-          <w:p>
-            <w:pPr>
-              <w:pStyle w:val="Compact"/>
-              <w:jc w:val="left"/>
-            </w:pPr>
-            <w:r>
-              <w:t xml:space="preserve">2.0</w:t>
-            </w:r>
-          </w:p>
-        </w:tc>
-        <w:tc>
-          <w:tcPr/>
-          <w:p>
-            <w:pPr>
-              <w:pStyle w:val="Compact"/>
-              <w:jc w:val="left"/>
-            </w:pPr>
-            <w:r>
-              <w:t xml:space="preserve">Block 12 — JTAG, DTM, DM, SBA</w:t>
-            </w:r>
-          </w:p>
-        </w:tc>
-      </w:tr>
-      <w:tr>
-        <w:tc>
-          <w:tcPr/>
-          <w:p>
-            <w:pPr>
-              <w:pStyle w:val="Compact"/>
-              <w:jc w:val="left"/>
-            </w:pPr>
-            <w:r>
-              <w:rPr>
-                <w:rStyle w:val="VerbatimChar"/>
-              </w:rPr>
-              <w:t xml:space="preserve">GARUDA-PHYS-SPEC-001</w:t>
-            </w:r>
-          </w:p>
-        </w:tc>
-        <w:tc>
-          <w:tcPr/>
-          <w:p>
-            <w:pPr>
-              <w:pStyle w:val="Compact"/>
-              <w:jc w:val="left"/>
-            </w:pPr>
-            <w:r>
-              <w:t xml:space="preserve">1.0</w:t>
-            </w:r>
-          </w:p>
-        </w:tc>
-        <w:tc>
-          <w:tcPr/>
-          <w:p>
-            <w:pPr>
-              <w:pStyle w:val="Compact"/>
-              <w:jc w:val="left"/>
-            </w:pPr>
-            <w:r>
-              <w:t xml:space="preserve">Pin-out, floorplan, SDC, board requirements</w:t>
-            </w:r>
-          </w:p>
-        </w:tc>
-      </w:tr>
-      <w:tr>
-        <w:tc>
-          <w:tcPr/>
-          <w:p>
-            <w:pPr>
-              <w:pStyle w:val="Compact"/>
-              <w:jc w:val="left"/>
-            </w:pPr>
-            <w:r>
-              <w:rPr>
-                <w:rStyle w:val="VerbatimChar"/>
-              </w:rPr>
-              <w:t xml:space="preserve">tools/garuda_gen.py</w:t>
-            </w:r>
-          </w:p>
-        </w:tc>
-        <w:tc>
-          <w:tcPr/>
-          <w:p>
-            <w:pPr>
-              <w:pStyle w:val="Compact"/>
-              <w:jc w:val="left"/>
-            </w:pPr>
-            <w:r>
-              <w:t xml:space="preserve">—</w:t>
-            </w:r>
-          </w:p>
-        </w:tc>
-        <w:tc>
-          <w:tcPr/>
-          <w:p>
-            <w:pPr>
-              <w:pStyle w:val="Compact"/>
-              <w:jc w:val="left"/>
-            </w:pPr>
-            <w:r>
-              <w:t xml:space="preserve">Generator and consistency checker.</w:t>
-            </w:r>
-            <w:r>
-              <w:t xml:space="preserve"> </w:t>
-            </w:r>
-            <w:r>
-              <w:rPr>
-                <w:bCs/>
-                <w:b/>
-              </w:rPr>
-              <w:t xml:space="preserve">Runs in CI.</w:t>
-            </w:r>
-          </w:p>
-        </w:tc>
-      </w:tr>
-    </w:tbl>
-    <w:p>
-      <w:r>
-        <w:pict>
-          <v:rect style="width:0;height:1.5pt" o:hralign="center" o:hrstd="t" o:hr="t"/>
-        </w:pict>
-      </w:r>
-    </w:p>
-    <w:bookmarkEnd w:id="23"/>
-    <w:bookmarkStart w:id="24" w:name="overview"/>
-    <w:p>
-      <w:pPr>
-        <w:pStyle w:val="Heading2"/>
-      </w:pPr>
-      <w:r>
-        <w:t xml:space="preserve">1 Overview</w:t>
-      </w:r>
-    </w:p>
-    <w:p>
-      <w:pPr>
-        <w:pStyle w:val="FirstParagraph"/>
-      </w:pPr>
-      <w:r>
-        <w:t xml:space="preserve">GARUDA is a single-hart RV32IM system-on-chip for a drone flight controller, in 28 nm, on a</w:t>
-      </w:r>
-      <w:r>
-        <w:t xml:space="preserve"> </w:t>
-      </w:r>
-      <w:r>
-        <w:t xml:space="preserve">1.45 mm die with 40 pads, targeting tape-out in December 2026.</w:t>
-      </w:r>
-    </w:p>
-    <w:p>
-      <w:pPr>
-        <w:pStyle w:val="BodyText"/>
-      </w:pPr>
-      <w:r>
-        <w:t xml:space="preserve">It runs one job: a 1 kHz control loop comprising artificial-potential-field collision</w:t>
-      </w:r>
-      <w:r>
-        <w:t xml:space="preserve"> </w:t>
-      </w:r>
-      <w:r>
-        <w:t xml:space="preserve">avoidance, a 9-state extended Kalman filter, and PID output to four motor ESCs. At 250 MHz</w:t>
-      </w:r>
-      <w:r>
-        <w:t xml:space="preserve"> </w:t>
-      </w:r>
-      <w:r>
-        <w:t xml:space="preserve">that is 250,000 cycles per iteration, and measured bus utilisation is about 7%. The chip is</w:t>
-      </w:r>
-      <w:r>
-        <w:t xml:space="preserve"> </w:t>
-      </w:r>
-      <w:r>
-        <w:t xml:space="preserve">substantially idle, which is what shapes the power architecture and nothing else.</w:t>
       </w:r>
     </w:p>
     <w:tbl>
@@ -1163,349 +357,727 @@
               <w:jc w:val="left"/>
             </w:pPr>
             <w:r>
-              <w:t xml:space="preserve">Parameter</w:t>
-            </w:r>
-          </w:p>
-        </w:tc>
-        <w:tc>
-          <w:tcPr/>
-          <w:p>
-            <w:pPr>
-              <w:pStyle w:val="Compact"/>
-              <w:jc w:val="left"/>
-            </w:pPr>
-            <w:r>
-              <w:t xml:space="preserve">Value</w:t>
-            </w:r>
-          </w:p>
-        </w:tc>
-      </w:tr>
-      <w:tr>
-        <w:tc>
-          <w:tcPr/>
-          <w:p>
-            <w:pPr>
-              <w:pStyle w:val="Compact"/>
-              <w:jc w:val="left"/>
-            </w:pPr>
-            <w:r>
-              <w:t xml:space="preserve">ISA</w:t>
-            </w:r>
-          </w:p>
-        </w:tc>
-        <w:tc>
-          <w:tcPr/>
-          <w:p>
-            <w:pPr>
-              <w:pStyle w:val="Compact"/>
-              <w:jc w:val="left"/>
-            </w:pPr>
-            <w:r>
-              <w:t xml:space="preserve">RV32IM, M-mode only</w:t>
-            </w:r>
-          </w:p>
-        </w:tc>
-      </w:tr>
-      <w:tr>
-        <w:tc>
-          <w:tcPr/>
-          <w:p>
-            <w:pPr>
-              <w:pStyle w:val="Compact"/>
-              <w:jc w:val="left"/>
-            </w:pPr>
-            <w:r>
-              <w:t xml:space="preserve">Pipeline</w:t>
-            </w:r>
-          </w:p>
-        </w:tc>
-        <w:tc>
-          <w:tcPr/>
-          <w:p>
-            <w:pPr>
-              <w:pStyle w:val="Compact"/>
-              <w:jc w:val="left"/>
-            </w:pPr>
-            <w:r>
-              <w:t xml:space="preserve">5-stage in-order, single issue, no cache</w:t>
-            </w:r>
-          </w:p>
-        </w:tc>
-      </w:tr>
-      <w:tr>
-        <w:tc>
-          <w:tcPr/>
-          <w:p>
-            <w:pPr>
-              <w:pStyle w:val="Compact"/>
-              <w:jc w:val="left"/>
-            </w:pPr>
-            <w:r>
-              <w:rPr>
-                <w:rStyle w:val="VerbatimChar"/>
-              </w:rPr>
-              <w:t xml:space="preserve">hclk</w:t>
-            </w:r>
-          </w:p>
-        </w:tc>
-        <w:tc>
-          <w:tcPr/>
-          <w:p>
-            <w:pPr>
-              <w:pStyle w:val="Compact"/>
-              <w:jc w:val="left"/>
-            </w:pPr>
-            <w:r>
-              <w:t xml:space="preserve">250 MHz (500 MHz reference ÷ 2)</w:t>
-            </w:r>
-          </w:p>
-        </w:tc>
-      </w:tr>
-      <w:tr>
-        <w:tc>
-          <w:tcPr/>
-          <w:p>
-            <w:pPr>
-              <w:pStyle w:val="Compact"/>
-              <w:jc w:val="left"/>
-            </w:pPr>
-            <w:r>
-              <w:rPr>
-                <w:rStyle w:val="VerbatimChar"/>
-              </w:rPr>
-              <w:t xml:space="preserve">pclk</w:t>
-            </w:r>
-          </w:p>
-        </w:tc>
-        <w:tc>
-          <w:tcPr/>
-          <w:p>
-            <w:pPr>
-              <w:pStyle w:val="Compact"/>
-              <w:jc w:val="left"/>
-            </w:pPr>
-            <w:r>
-              <w:t xml:space="preserve">125 MHz (</w:t>
-            </w:r>
-            <w:r>
-              <w:rPr>
-                <w:rStyle w:val="VerbatimChar"/>
-              </w:rPr>
-              <w:t xml:space="preserve">hclk</w:t>
+              <w:t xml:space="preserve">Rev</w:t>
+            </w:r>
+          </w:p>
+        </w:tc>
+        <w:tc>
+          <w:tcPr/>
+          <w:p>
+            <w:pPr>
+              <w:pStyle w:val="Compact"/>
+              <w:jc w:val="left"/>
+            </w:pPr>
+            <w:r>
+              <w:t xml:space="preserve">Change</w:t>
+            </w:r>
+          </w:p>
+        </w:tc>
+      </w:tr>
+      <w:tr>
+        <w:tc>
+          <w:tcPr/>
+          <w:p>
+            <w:pPr>
+              <w:pStyle w:val="Compact"/>
+              <w:jc w:val="left"/>
+            </w:pPr>
+            <w:r>
+              <w:t xml:space="preserve">1.0–3.0</w:t>
+            </w:r>
+          </w:p>
+        </w:tc>
+        <w:tc>
+          <w:tcPr/>
+          <w:p>
+            <w:pPr>
+              <w:pStyle w:val="Compact"/>
+              <w:jc w:val="left"/>
+            </w:pPr>
+            <w:r>
+              <w:t xml:space="preserve">Initial through the 24-block system view; 200 then 250 MHz; multi-layer interconnect; six provisional block numbers; contradictory peripheral and DMA assignments</w:t>
+            </w:r>
+          </w:p>
+        </w:tc>
+      </w:tr>
+      <w:tr>
+        <w:tc>
+          <w:tcPr/>
+          <w:p>
+            <w:pPr>
+              <w:pStyle w:val="Compact"/>
+              <w:jc w:val="left"/>
+            </w:pPr>
+            <w:r>
+              <w:t xml:space="preserve">4.0</w:t>
+            </w:r>
+          </w:p>
+        </w:tc>
+        <w:tc>
+          <w:tcPr/>
+          <w:p>
+            <w:pPr>
+              <w:pStyle w:val="Compact"/>
+              <w:jc w:val="left"/>
+            </w:pPr>
+            <w:r>
+              <w:t xml:space="preserve">Rebuilt as a consolidation of ten settled block specs. All shared values generated. 22 blocks. Shared AHB layer. Debug is SBA-only. Peripheral assignment resolved. All ten open items closed.</w:t>
+            </w:r>
+          </w:p>
+        </w:tc>
+      </w:tr>
+    </w:tbl>
+    <w:bookmarkEnd w:id="22"/>
+    <w:bookmarkStart w:id="23" w:name="X910d35803de30c945906bc6c1f33fa4e8c4a2dd"/>
+    <w:p>
+      <w:pPr>
+        <w:pStyle w:val="Heading2"/>
+      </w:pPr>
+      <w:r>
+        <w:t xml:space="preserve">0.4 Document set</w:t>
+      </w:r>
+    </w:p>
+    <w:tbl>
+      <w:tblPr>
+        <w:tblStyle w:val="Table"/>
+        <w:tblW w:type="auto" w:w="0"/>
+        <w:tblLook w:firstRow="1" w:lastRow="0" w:firstColumn="0" w:lastColumn="0" w:noHBand="0" w:noVBand="0" w:val="0020"/>
+        <w:jc w:val="start"/>
+      </w:tblPr>
+      <w:tblGrid>
+        <w:gridCol w:w="2640"/>
+        <w:gridCol w:w="2640"/>
+        <w:gridCol w:w="2640"/>
+      </w:tblGrid>
+      <w:tr>
+        <w:trPr>
+          <w:tblHeader w:val="true"/>
+        </w:trPr>
+        <w:tc>
+          <w:tcPr/>
+          <w:p>
+            <w:pPr>
+              <w:pStyle w:val="Compact"/>
+              <w:jc w:val="left"/>
+            </w:pPr>
+            <w:r>
+              <w:t xml:space="preserve">Document</w:t>
+            </w:r>
+          </w:p>
+        </w:tc>
+        <w:tc>
+          <w:tcPr/>
+          <w:p>
+            <w:pPr>
+              <w:pStyle w:val="Compact"/>
+              <w:jc w:val="left"/>
+            </w:pPr>
+            <w:r>
+              <w:t xml:space="preserve">Rev</w:t>
+            </w:r>
+          </w:p>
+        </w:tc>
+        <w:tc>
+          <w:tcPr/>
+          <w:p>
+            <w:pPr>
+              <w:pStyle w:val="Compact"/>
+              <w:jc w:val="left"/>
+            </w:pPr>
+            <w:r>
+              <w:t xml:space="preserve">Covers</w:t>
+            </w:r>
+          </w:p>
+        </w:tc>
+      </w:tr>
+      <w:tr>
+        <w:tc>
+          <w:tcPr/>
+          <w:p>
+            <w:pPr>
+              <w:pStyle w:val="Compact"/>
+              <w:jc w:val="left"/>
+            </w:pPr>
+            <w:r>
+              <w:rPr>
+                <w:rStyle w:val="VerbatimChar"/>
+              </w:rPr>
+              <w:t xml:space="preserve">GARUDA-SYS-001</w:t>
+            </w:r>
+          </w:p>
+        </w:tc>
+        <w:tc>
+          <w:tcPr/>
+          <w:p>
+            <w:pPr>
+              <w:pStyle w:val="Compact"/>
+              <w:jc w:val="left"/>
+            </w:pPr>
+            <w:r>
+              <w:t xml:space="preserve">4.0</w:t>
+            </w:r>
+          </w:p>
+        </w:tc>
+        <w:tc>
+          <w:tcPr/>
+          <w:p>
+            <w:pPr>
+              <w:pStyle w:val="Compact"/>
+              <w:jc w:val="left"/>
+            </w:pPr>
+            <w:r>
+              <w:rPr>
+                <w:bCs/>
+                <w:b/>
+              </w:rPr>
+              <w:t xml:space="preserve">System definition. Machine-readable. Authority on every shared value.</w:t>
+            </w:r>
+          </w:p>
+        </w:tc>
+      </w:tr>
+      <w:tr>
+        <w:tc>
+          <w:tcPr/>
+          <w:p>
+            <w:pPr>
+              <w:pStyle w:val="Compact"/>
+              <w:jc w:val="left"/>
+            </w:pPr>
+            <w:r>
+              <w:rPr>
+                <w:rStyle w:val="VerbatimChar"/>
+              </w:rPr>
+              <w:t xml:space="preserve">GARUDA-ADR-001</w:t>
+            </w:r>
+          </w:p>
+        </w:tc>
+        <w:tc>
+          <w:tcPr/>
+          <w:p>
+            <w:pPr>
+              <w:pStyle w:val="Compact"/>
+              <w:jc w:val="left"/>
+            </w:pPr>
+            <w:r>
+              <w:t xml:space="preserve">1.0</w:t>
+            </w:r>
+          </w:p>
+        </w:tc>
+        <w:tc>
+          <w:tcPr/>
+          <w:p>
+            <w:pPr>
+              <w:pStyle w:val="Compact"/>
+              <w:jc w:val="left"/>
+            </w:pPr>
+            <w:r>
+              <w:rPr>
+                <w:bCs/>
+                <w:b/>
+              </w:rPr>
+              <w:t xml:space="preserve">Architecture decisions, 21 records. Authority on every choice.</w:t>
+            </w:r>
+          </w:p>
+        </w:tc>
+      </w:tr>
+      <w:tr>
+        <w:tc>
+          <w:tcPr/>
+          <w:p>
+            <w:pPr>
+              <w:pStyle w:val="Compact"/>
+              <w:jc w:val="left"/>
+            </w:pPr>
+            <w:r>
+              <w:rPr>
+                <w:rStyle w:val="VerbatimChar"/>
+              </w:rPr>
+              <w:t xml:space="preserve">GARUDA-DOC-001</w:t>
+            </w:r>
+          </w:p>
+        </w:tc>
+        <w:tc>
+          <w:tcPr/>
+          <w:p>
+            <w:pPr>
+              <w:pStyle w:val="Compact"/>
+              <w:jc w:val="left"/>
+            </w:pPr>
+            <w:r>
+              <w:t xml:space="preserve">1.0</w:t>
+            </w:r>
+          </w:p>
+        </w:tc>
+        <w:tc>
+          <w:tcPr/>
+          <w:p>
+            <w:pPr>
+              <w:pStyle w:val="Compact"/>
+              <w:jc w:val="left"/>
+            </w:pPr>
+            <w:r>
+              <w:t xml:space="preserve">Specification template and house rules</w:t>
+            </w:r>
+          </w:p>
+        </w:tc>
+      </w:tr>
+      <w:tr>
+        <w:tc>
+          <w:tcPr/>
+          <w:p>
+            <w:pPr>
+              <w:pStyle w:val="Compact"/>
+              <w:jc w:val="left"/>
+            </w:pPr>
+            <w:r>
+              <w:rPr>
+                <w:rStyle w:val="VerbatimChar"/>
+              </w:rPr>
+              <w:t xml:space="preserve">GARUDA-CORE-SPEC-001</w:t>
+            </w:r>
+          </w:p>
+        </w:tc>
+        <w:tc>
+          <w:tcPr/>
+          <w:p>
+            <w:pPr>
+              <w:pStyle w:val="Compact"/>
+              <w:jc w:val="left"/>
+            </w:pPr>
+            <w:r>
+              <w:t xml:space="preserve">3.0</w:t>
+            </w:r>
+          </w:p>
+        </w:tc>
+        <w:tc>
+          <w:tcPr/>
+          <w:p>
+            <w:pPr>
+              <w:pStyle w:val="Compact"/>
+              <w:jc w:val="left"/>
+            </w:pPr>
+            <w:r>
+              <w:t xml:space="preserve">Block 1 — RV32IM core</w:t>
+            </w:r>
+          </w:p>
+        </w:tc>
+      </w:tr>
+      <w:tr>
+        <w:tc>
+          <w:tcPr/>
+          <w:p>
+            <w:pPr>
+              <w:pStyle w:val="Compact"/>
+              <w:jc w:val="left"/>
+            </w:pPr>
+            <w:r>
+              <w:rPr>
+                <w:rStyle w:val="VerbatimChar"/>
+              </w:rPr>
+              <w:t xml:space="preserve">GARUDA-DSU-SPEC-001</w:t>
+            </w:r>
+          </w:p>
+        </w:tc>
+        <w:tc>
+          <w:tcPr/>
+          <w:p>
+            <w:pPr>
+              <w:pStyle w:val="Compact"/>
+              <w:jc w:val="left"/>
+            </w:pPr>
+            <w:r>
+              <w:t xml:space="preserve">3.0</w:t>
+            </w:r>
+          </w:p>
+        </w:tc>
+        <w:tc>
+          <w:tcPr/>
+          <w:p>
+            <w:pPr>
+              <w:pStyle w:val="Compact"/>
+              <w:jc w:val="left"/>
+            </w:pPr>
+            <w:r>
+              <w:t xml:space="preserve">Block 2 — DSP support unit</w:t>
+            </w:r>
+          </w:p>
+        </w:tc>
+      </w:tr>
+      <w:tr>
+        <w:tc>
+          <w:tcPr/>
+          <w:p>
+            <w:pPr>
+              <w:pStyle w:val="Compact"/>
+              <w:jc w:val="left"/>
+            </w:pPr>
+            <w:r>
+              <w:rPr>
+                <w:rStyle w:val="VerbatimChar"/>
+              </w:rPr>
+              <w:t xml:space="preserve">GARUDA-MEM-SPEC-001</w:t>
+            </w:r>
+          </w:p>
+        </w:tc>
+        <w:tc>
+          <w:tcPr/>
+          <w:p>
+            <w:pPr>
+              <w:pStyle w:val="Compact"/>
+              <w:jc w:val="left"/>
+            </w:pPr>
+            <w:r>
+              <w:t xml:space="preserve">2.0</w:t>
+            </w:r>
+          </w:p>
+        </w:tc>
+        <w:tc>
+          <w:tcPr/>
+          <w:p>
+            <w:pPr>
+              <w:pStyle w:val="Compact"/>
+              <w:jc w:val="left"/>
+            </w:pPr>
+            <w:r>
+              <w:t xml:space="preserve">Blocks 3–5 — ISRAM, Boot ROM, DSRAM, boot</w:t>
+            </w:r>
+          </w:p>
+        </w:tc>
+      </w:tr>
+      <w:tr>
+        <w:tc>
+          <w:tcPr/>
+          <w:p>
+            <w:pPr>
+              <w:pStyle w:val="Compact"/>
+              <w:jc w:val="left"/>
+            </w:pPr>
+            <w:r>
+              <w:rPr>
+                <w:rStyle w:val="VerbatimChar"/>
+              </w:rPr>
+              <w:t xml:space="preserve">GARUDA-AHB-SPEC-001</w:t>
+            </w:r>
+          </w:p>
+        </w:tc>
+        <w:tc>
+          <w:tcPr/>
+          <w:p>
+            <w:pPr>
+              <w:pStyle w:val="Compact"/>
+              <w:jc w:val="left"/>
+            </w:pPr>
+            <w:r>
+              <w:t xml:space="preserve">4.0</w:t>
+            </w:r>
+          </w:p>
+        </w:tc>
+        <w:tc>
+          <w:tcPr/>
+          <w:p>
+            <w:pPr>
+              <w:pStyle w:val="Compact"/>
+              <w:jc w:val="left"/>
+            </w:pPr>
+            <w:r>
+              <w:t xml:space="preserve">Block 6 — interconnect</w:t>
+            </w:r>
+          </w:p>
+        </w:tc>
+      </w:tr>
+      <w:tr>
+        <w:tc>
+          <w:tcPr/>
+          <w:p>
+            <w:pPr>
+              <w:pStyle w:val="Compact"/>
+              <w:jc w:val="left"/>
+            </w:pPr>
+            <w:r>
+              <w:rPr>
+                <w:rStyle w:val="VerbatimChar"/>
+              </w:rPr>
+              <w:t xml:space="preserve">GARUDA-AHB2APB-SPEC-001</w:t>
+            </w:r>
+          </w:p>
+        </w:tc>
+        <w:tc>
+          <w:tcPr/>
+          <w:p>
+            <w:pPr>
+              <w:pStyle w:val="Compact"/>
+              <w:jc w:val="left"/>
+            </w:pPr>
+            <w:r>
+              <w:t xml:space="preserve">2.0</w:t>
+            </w:r>
+          </w:p>
+        </w:tc>
+        <w:tc>
+          <w:tcPr/>
+          <w:p>
+            <w:pPr>
+              <w:pStyle w:val="Compact"/>
+              <w:jc w:val="left"/>
+            </w:pPr>
+            <w:r>
+              <w:t xml:space="preserve">Blocks 7–8 — APB bridge and fabric</w:t>
+            </w:r>
+          </w:p>
+        </w:tc>
+      </w:tr>
+      <w:tr>
+        <w:tc>
+          <w:tcPr/>
+          <w:p>
+            <w:pPr>
+              <w:pStyle w:val="Compact"/>
+              <w:jc w:val="left"/>
+            </w:pPr>
+            <w:r>
+              <w:rPr>
+                <w:rStyle w:val="VerbatimChar"/>
+              </w:rPr>
+              <w:t xml:space="preserve">GARUDA-DMA-SPEC-001</w:t>
+            </w:r>
+          </w:p>
+        </w:tc>
+        <w:tc>
+          <w:tcPr/>
+          <w:p>
+            <w:pPr>
+              <w:pStyle w:val="Compact"/>
+              <w:jc w:val="left"/>
+            </w:pPr>
+            <w:r>
+              <w:t xml:space="preserve">3.0</w:t>
+            </w:r>
+          </w:p>
+        </w:tc>
+        <w:tc>
+          <w:tcPr/>
+          <w:p>
+            <w:pPr>
+              <w:pStyle w:val="Compact"/>
+              <w:jc w:val="left"/>
+            </w:pPr>
+            <w:r>
+              <w:t xml:space="preserve">Block 9 — DMA controller</w:t>
+            </w:r>
+          </w:p>
+        </w:tc>
+      </w:tr>
+      <w:tr>
+        <w:tc>
+          <w:tcPr/>
+          <w:p>
+            <w:pPr>
+              <w:pStyle w:val="Compact"/>
+              <w:jc w:val="left"/>
+            </w:pPr>
+            <w:r>
+              <w:rPr>
+                <w:rStyle w:val="VerbatimChar"/>
+              </w:rPr>
+              <w:t xml:space="preserve">GARUDA-CLIC-SPEC-001</w:t>
+            </w:r>
+          </w:p>
+        </w:tc>
+        <w:tc>
+          <w:tcPr/>
+          <w:p>
+            <w:pPr>
+              <w:pStyle w:val="Compact"/>
+              <w:jc w:val="left"/>
+            </w:pPr>
+            <w:r>
+              <w:t xml:space="preserve">2.0</w:t>
+            </w:r>
+          </w:p>
+        </w:tc>
+        <w:tc>
+          <w:tcPr/>
+          <w:p>
+            <w:pPr>
+              <w:pStyle w:val="Compact"/>
+              <w:jc w:val="left"/>
+            </w:pPr>
+            <w:r>
+              <w:t xml:space="preserve">Block 10 — interrupt controller</w:t>
+            </w:r>
+          </w:p>
+        </w:tc>
+      </w:tr>
+      <w:tr>
+        <w:tc>
+          <w:tcPr/>
+          <w:p>
+            <w:pPr>
+              <w:pStyle w:val="Compact"/>
+              <w:jc w:val="left"/>
+            </w:pPr>
+            <w:r>
+              <w:rPr>
+                <w:rStyle w:val="VerbatimChar"/>
+              </w:rPr>
+              <w:t xml:space="preserve">GARUDA-TIMERS-SPEC-001</w:t>
+            </w:r>
+          </w:p>
+        </w:tc>
+        <w:tc>
+          <w:tcPr/>
+          <w:p>
+            <w:pPr>
+              <w:pStyle w:val="Compact"/>
+              <w:jc w:val="left"/>
+            </w:pPr>
+            <w:r>
+              <w:t xml:space="preserve">2.0</w:t>
+            </w:r>
+          </w:p>
+        </w:tc>
+        <w:tc>
+          <w:tcPr/>
+          <w:p>
+            <w:pPr>
+              <w:pStyle w:val="Compact"/>
+              <w:jc w:val="left"/>
+            </w:pPr>
+            <w:r>
+              <w:t xml:space="preserve">Block 11 — machine timer and watchdog</w:t>
+            </w:r>
+          </w:p>
+        </w:tc>
+      </w:tr>
+      <w:tr>
+        <w:tc>
+          <w:tcPr/>
+          <w:p>
+            <w:pPr>
+              <w:pStyle w:val="Compact"/>
+              <w:jc w:val="left"/>
+            </w:pPr>
+            <w:r>
+              <w:rPr>
+                <w:rStyle w:val="VerbatimChar"/>
+              </w:rPr>
+              <w:t xml:space="preserve">GARUDA-DEBUG-SPEC-001</w:t>
+            </w:r>
+          </w:p>
+        </w:tc>
+        <w:tc>
+          <w:tcPr/>
+          <w:p>
+            <w:pPr>
+              <w:pStyle w:val="Compact"/>
+              <w:jc w:val="left"/>
+            </w:pPr>
+            <w:r>
+              <w:t xml:space="preserve">2.0</w:t>
+            </w:r>
+          </w:p>
+        </w:tc>
+        <w:tc>
+          <w:tcPr/>
+          <w:p>
+            <w:pPr>
+              <w:pStyle w:val="Compact"/>
+              <w:jc w:val="left"/>
+            </w:pPr>
+            <w:r>
+              <w:t xml:space="preserve">Block 12 — JTAG, DTM, DM, SBA</w:t>
+            </w:r>
+          </w:p>
+        </w:tc>
+      </w:tr>
+      <w:tr>
+        <w:tc>
+          <w:tcPr/>
+          <w:p>
+            <w:pPr>
+              <w:pStyle w:val="Compact"/>
+              <w:jc w:val="left"/>
+            </w:pPr>
+            <w:r>
+              <w:rPr>
+                <w:rStyle w:val="VerbatimChar"/>
+              </w:rPr>
+              <w:t xml:space="preserve">GARUDA-PHYS-SPEC-001</w:t>
+            </w:r>
+          </w:p>
+        </w:tc>
+        <w:tc>
+          <w:tcPr/>
+          <w:p>
+            <w:pPr>
+              <w:pStyle w:val="Compact"/>
+              <w:jc w:val="left"/>
+            </w:pPr>
+            <w:r>
+              <w:t xml:space="preserve">1.0</w:t>
+            </w:r>
+          </w:p>
+        </w:tc>
+        <w:tc>
+          <w:tcPr/>
+          <w:p>
+            <w:pPr>
+              <w:pStyle w:val="Compact"/>
+              <w:jc w:val="left"/>
+            </w:pPr>
+            <w:r>
+              <w:t xml:space="preserve">Pin-out, floorplan, SDC, board requirements</w:t>
+            </w:r>
+          </w:p>
+        </w:tc>
+      </w:tr>
+      <w:tr>
+        <w:tc>
+          <w:tcPr/>
+          <w:p>
+            <w:pPr>
+              <w:pStyle w:val="Compact"/>
+              <w:jc w:val="left"/>
+            </w:pPr>
+            <w:r>
+              <w:rPr>
+                <w:rStyle w:val="VerbatimChar"/>
+              </w:rPr>
+              <w:t xml:space="preserve">tools/garuda_gen.py</w:t>
+            </w:r>
+          </w:p>
+        </w:tc>
+        <w:tc>
+          <w:tcPr/>
+          <w:p>
+            <w:pPr>
+              <w:pStyle w:val="Compact"/>
+              <w:jc w:val="left"/>
+            </w:pPr>
+            <w:r>
+              <w:t xml:space="preserve">—</w:t>
+            </w:r>
+          </w:p>
+        </w:tc>
+        <w:tc>
+          <w:tcPr/>
+          <w:p>
+            <w:pPr>
+              <w:pStyle w:val="Compact"/>
+              <w:jc w:val="left"/>
+            </w:pPr>
+            <w:r>
+              <w:t xml:space="preserve">Generator and consistency checker.</w:t>
             </w:r>
             <w:r>
               <w:t xml:space="preserve"> </w:t>
             </w:r>
             <w:r>
-              <w:t xml:space="preserve">÷ 2)</w:t>
-            </w:r>
-          </w:p>
-        </w:tc>
-      </w:tr>
-      <w:tr>
-        <w:tc>
-          <w:tcPr/>
-          <w:p>
-            <w:pPr>
-              <w:pStyle w:val="Compact"/>
-              <w:jc w:val="left"/>
-            </w:pPr>
-            <w:r>
-              <w:t xml:space="preserve">Memory</w:t>
-            </w:r>
-          </w:p>
-        </w:tc>
-        <w:tc>
-          <w:tcPr/>
-          <w:p>
-            <w:pPr>
-              <w:pStyle w:val="Compact"/>
-              <w:jc w:val="left"/>
-            </w:pPr>
-            <w:r>
-              <w:t xml:space="preserve">64 KiB ISRAM, 64 KiB DSRAM, 4 KiB Boot ROM</w:t>
-            </w:r>
-          </w:p>
-        </w:tc>
-      </w:tr>
-      <w:tr>
-        <w:tc>
-          <w:tcPr/>
-          <w:p>
-            <w:pPr>
-              <w:pStyle w:val="Compact"/>
-              <w:jc w:val="left"/>
-            </w:pPr>
-            <w:r>
-              <w:t xml:space="preserve">Interconnect</w:t>
-            </w:r>
-          </w:p>
-        </w:tc>
-        <w:tc>
-          <w:tcPr/>
-          <w:p>
-            <w:pPr>
-              <w:pStyle w:val="Compact"/>
-              <w:jc w:val="left"/>
-            </w:pPr>
-            <w:r>
-              <w:t xml:space="preserve">Shared AHB-Lite, 4 masters, 4 slaves</w:t>
-            </w:r>
-          </w:p>
-        </w:tc>
-      </w:tr>
-      <w:tr>
-        <w:tc>
-          <w:tcPr/>
-          <w:p>
-            <w:pPr>
-              <w:pStyle w:val="Compact"/>
-              <w:jc w:val="left"/>
-            </w:pPr>
-            <w:r>
-              <w:t xml:space="preserve">Peripherals</w:t>
-            </w:r>
-          </w:p>
-        </w:tc>
-        <w:tc>
-          <w:tcPr/>
-          <w:p>
-            <w:pPr>
-              <w:pStyle w:val="Compact"/>
-              <w:jc w:val="left"/>
-            </w:pPr>
-            <w:r>
-              <w:t xml:space="preserve">8, on APB3</w:t>
-            </w:r>
-          </w:p>
-        </w:tc>
-      </w:tr>
-      <w:tr>
-        <w:tc>
-          <w:tcPr/>
-          <w:p>
-            <w:pPr>
-              <w:pStyle w:val="Compact"/>
-              <w:jc w:val="left"/>
-            </w:pPr>
-            <w:r>
-              <w:t xml:space="preserve">DMA</w:t>
-            </w:r>
-          </w:p>
-        </w:tc>
-        <w:tc>
-          <w:tcPr/>
-          <w:p>
-            <w:pPr>
-              <w:pStyle w:val="Compact"/>
-              <w:jc w:val="left"/>
-            </w:pPr>
-            <w:r>
-              <w:t xml:space="preserve">6 channels</w:t>
-            </w:r>
-          </w:p>
-        </w:tc>
-      </w:tr>
-      <w:tr>
-        <w:tc>
-          <w:tcPr/>
-          <w:p>
-            <w:pPr>
-              <w:pStyle w:val="Compact"/>
-              <w:jc w:val="left"/>
-            </w:pPr>
-            <w:r>
-              <w:t xml:space="preserve">Interrupts</w:t>
-            </w:r>
-          </w:p>
-        </w:tc>
-        <w:tc>
-          <w:tcPr/>
-          <w:p>
-            <w:pPr>
-              <w:pStyle w:val="Compact"/>
-              <w:jc w:val="left"/>
-            </w:pPr>
-            <w:r>
-              <w:t xml:space="preserve">CLIC, 32 IDs</w:t>
-            </w:r>
-          </w:p>
-        </w:tc>
-      </w:tr>
-      <w:tr>
-        <w:tc>
-          <w:tcPr/>
-          <w:p>
-            <w:pPr>
-              <w:pStyle w:val="Compact"/>
-              <w:jc w:val="left"/>
-            </w:pPr>
-            <w:r>
-              <w:t xml:space="preserve">Debug</w:t>
-            </w:r>
-          </w:p>
-        </w:tc>
-        <w:tc>
-          <w:tcPr/>
-          <w:p>
-            <w:pPr>
-              <w:pStyle w:val="Compact"/>
-              <w:jc w:val="left"/>
-            </w:pPr>
-            <w:r>
-              <w:t xml:space="preserve">JTAG + System Bus Access</w:t>
-            </w:r>
-          </w:p>
-        </w:tc>
-      </w:tr>
-      <w:tr>
-        <w:tc>
-          <w:tcPr/>
-          <w:p>
-            <w:pPr>
-              <w:pStyle w:val="Compact"/>
-              <w:jc w:val="left"/>
-            </w:pPr>
-            <w:r>
-              <w:t xml:space="preserve">Signal pins</w:t>
-            </w:r>
-          </w:p>
-        </w:tc>
-        <w:tc>
-          <w:tcPr/>
-          <w:p>
-            <w:pPr>
-              <w:pStyle w:val="Compact"/>
-              <w:jc w:val="left"/>
-            </w:pPr>
-            <w:r>
-              <w:t xml:space="preserve">28 (26 allocated, 2 spare)</w:t>
-            </w:r>
-          </w:p>
-        </w:tc>
-      </w:tr>
-      <w:tr>
-        <w:tc>
-          <w:tcPr/>
-          <w:p>
-            <w:pPr>
-              <w:pStyle w:val="Compact"/>
-              <w:jc w:val="left"/>
-            </w:pPr>
-            <w:r>
-              <w:t xml:space="preserve">Blocks</w:t>
-            </w:r>
-          </w:p>
-        </w:tc>
-        <w:tc>
-          <w:tcPr/>
-          <w:p>
-            <w:pPr>
-              <w:pStyle w:val="Compact"/>
-              <w:jc w:val="left"/>
-            </w:pPr>
-            <w:r>
-              <w:t xml:space="preserve">22</w:t>
+              <w:rPr>
+                <w:bCs/>
+                <w:b/>
+              </w:rPr>
+              <w:t xml:space="preserve">Runs in CI.</w:t>
             </w:r>
           </w:p>
         </w:tc>
@@ -1518,8 +1090,436 @@
         </w:pict>
       </w:r>
     </w:p>
+    <w:bookmarkEnd w:id="23"/>
+    <w:bookmarkStart w:id="24" w:name="Xc8951b796c7b61cbdd4998c72efbdeed0056e13"/>
+    <w:p>
+      <w:pPr>
+        <w:pStyle w:val="Heading2"/>
+      </w:pPr>
+      <w:r>
+        <w:t xml:space="preserve">1 Overview</w:t>
+      </w:r>
+    </w:p>
+    <w:p>
+      <w:pPr>
+        <w:pStyle w:val="FirstParagraph"/>
+      </w:pPr>
+      <w:r>
+        <w:t xml:space="preserve">GARUDA is a single-hart RV32IM system-on-chip for a drone flight controller, in 28 nm, on a</w:t>
+      </w:r>
+      <w:r>
+        <w:t xml:space="preserve"> </w:t>
+      </w:r>
+      <w:r>
+        <w:t xml:space="preserve">1.45 mm die with 40 pads, targeting tape-out in December 2026.</w:t>
+      </w:r>
+    </w:p>
+    <w:p>
+      <w:pPr>
+        <w:pStyle w:val="BodyText"/>
+      </w:pPr>
+      <w:r>
+        <w:t xml:space="preserve">It runs one job: a 1 kHz control loop comprising artificial-potential-field collision</w:t>
+      </w:r>
+      <w:r>
+        <w:t xml:space="preserve"> </w:t>
+      </w:r>
+      <w:r>
+        <w:t xml:space="preserve">avoidance, a 9-state extended Kalman filter, and PID output to four motor ESCs. At 250 MHz</w:t>
+      </w:r>
+      <w:r>
+        <w:t xml:space="preserve"> </w:t>
+      </w:r>
+      <w:r>
+        <w:t xml:space="preserve">that is 250,000 cycles per iteration, and measured bus utilisation is about 7%. The chip is</w:t>
+      </w:r>
+      <w:r>
+        <w:t xml:space="preserve"> </w:t>
+      </w:r>
+      <w:r>
+        <w:t xml:space="preserve">substantially idle, which is what shapes the power architecture and nothing else.</w:t>
+      </w:r>
+    </w:p>
+    <w:tbl>
+      <w:tblPr>
+        <w:tblStyle w:val="Table"/>
+        <w:tblW w:type="auto" w:w="0"/>
+        <w:tblLook w:firstRow="1" w:lastRow="0" w:firstColumn="0" w:lastColumn="0" w:noHBand="0" w:noVBand="0" w:val="0020"/>
+        <w:jc w:val="start"/>
+      </w:tblPr>
+      <w:tblGrid>
+        <w:gridCol w:w="3960"/>
+        <w:gridCol w:w="3960"/>
+      </w:tblGrid>
+      <w:tr>
+        <w:trPr>
+          <w:tblHeader w:val="true"/>
+        </w:trPr>
+        <w:tc>
+          <w:tcPr/>
+          <w:p>
+            <w:pPr>
+              <w:pStyle w:val="Compact"/>
+              <w:jc w:val="left"/>
+            </w:pPr>
+            <w:r>
+              <w:t xml:space="preserve">Parameter</w:t>
+            </w:r>
+          </w:p>
+        </w:tc>
+        <w:tc>
+          <w:tcPr/>
+          <w:p>
+            <w:pPr>
+              <w:pStyle w:val="Compact"/>
+              <w:jc w:val="left"/>
+            </w:pPr>
+            <w:r>
+              <w:t xml:space="preserve">Value</w:t>
+            </w:r>
+          </w:p>
+        </w:tc>
+      </w:tr>
+      <w:tr>
+        <w:tc>
+          <w:tcPr/>
+          <w:p>
+            <w:pPr>
+              <w:pStyle w:val="Compact"/>
+              <w:jc w:val="left"/>
+            </w:pPr>
+            <w:r>
+              <w:t xml:space="preserve">ISA</w:t>
+            </w:r>
+          </w:p>
+        </w:tc>
+        <w:tc>
+          <w:tcPr/>
+          <w:p>
+            <w:pPr>
+              <w:pStyle w:val="Compact"/>
+              <w:jc w:val="left"/>
+            </w:pPr>
+            <w:r>
+              <w:t xml:space="preserve">RV32IM, M-mode only</w:t>
+            </w:r>
+          </w:p>
+        </w:tc>
+      </w:tr>
+      <w:tr>
+        <w:tc>
+          <w:tcPr/>
+          <w:p>
+            <w:pPr>
+              <w:pStyle w:val="Compact"/>
+              <w:jc w:val="left"/>
+            </w:pPr>
+            <w:r>
+              <w:t xml:space="preserve">Pipeline</w:t>
+            </w:r>
+          </w:p>
+        </w:tc>
+        <w:tc>
+          <w:tcPr/>
+          <w:p>
+            <w:pPr>
+              <w:pStyle w:val="Compact"/>
+              <w:jc w:val="left"/>
+            </w:pPr>
+            <w:r>
+              <w:t xml:space="preserve">5-stage in-order, single issue, no cache</w:t>
+            </w:r>
+          </w:p>
+        </w:tc>
+      </w:tr>
+      <w:tr>
+        <w:tc>
+          <w:tcPr/>
+          <w:p>
+            <w:pPr>
+              <w:pStyle w:val="Compact"/>
+              <w:jc w:val="left"/>
+            </w:pPr>
+            <w:r>
+              <w:rPr>
+                <w:rStyle w:val="VerbatimChar"/>
+              </w:rPr>
+              <w:t xml:space="preserve">hclk</w:t>
+            </w:r>
+          </w:p>
+        </w:tc>
+        <w:tc>
+          <w:tcPr/>
+          <w:p>
+            <w:pPr>
+              <w:pStyle w:val="Compact"/>
+              <w:jc w:val="left"/>
+            </w:pPr>
+            <w:r>
+              <w:t xml:space="preserve">250 MHz (500 MHz reference ÷ 2)</w:t>
+            </w:r>
+          </w:p>
+        </w:tc>
+      </w:tr>
+      <w:tr>
+        <w:tc>
+          <w:tcPr/>
+          <w:p>
+            <w:pPr>
+              <w:pStyle w:val="Compact"/>
+              <w:jc w:val="left"/>
+            </w:pPr>
+            <w:r>
+              <w:rPr>
+                <w:rStyle w:val="VerbatimChar"/>
+              </w:rPr>
+              <w:t xml:space="preserve">pclk</w:t>
+            </w:r>
+          </w:p>
+        </w:tc>
+        <w:tc>
+          <w:tcPr/>
+          <w:p>
+            <w:pPr>
+              <w:pStyle w:val="Compact"/>
+              <w:jc w:val="left"/>
+            </w:pPr>
+            <w:r>
+              <w:t xml:space="preserve">125 MHz (</w:t>
+            </w:r>
+            <w:r>
+              <w:rPr>
+                <w:rStyle w:val="VerbatimChar"/>
+              </w:rPr>
+              <w:t xml:space="preserve">hclk</w:t>
+            </w:r>
+            <w:r>
+              <w:t xml:space="preserve"> </w:t>
+            </w:r>
+            <w:r>
+              <w:t xml:space="preserve">÷ 2)</w:t>
+            </w:r>
+          </w:p>
+        </w:tc>
+      </w:tr>
+      <w:tr>
+        <w:tc>
+          <w:tcPr/>
+          <w:p>
+            <w:pPr>
+              <w:pStyle w:val="Compact"/>
+              <w:jc w:val="left"/>
+            </w:pPr>
+            <w:r>
+              <w:t xml:space="preserve">Memory</w:t>
+            </w:r>
+          </w:p>
+        </w:tc>
+        <w:tc>
+          <w:tcPr/>
+          <w:p>
+            <w:pPr>
+              <w:pStyle w:val="Compact"/>
+              <w:jc w:val="left"/>
+            </w:pPr>
+            <w:r>
+              <w:t xml:space="preserve">64 KiB ISRAM, 64 KiB DSRAM, 4 KiB Boot ROM</w:t>
+            </w:r>
+          </w:p>
+        </w:tc>
+      </w:tr>
+      <w:tr>
+        <w:tc>
+          <w:tcPr/>
+          <w:p>
+            <w:pPr>
+              <w:pStyle w:val="Compact"/>
+              <w:jc w:val="left"/>
+            </w:pPr>
+            <w:r>
+              <w:t xml:space="preserve">Interconnect</w:t>
+            </w:r>
+          </w:p>
+        </w:tc>
+        <w:tc>
+          <w:tcPr/>
+          <w:p>
+            <w:pPr>
+              <w:pStyle w:val="Compact"/>
+              <w:jc w:val="left"/>
+            </w:pPr>
+            <w:r>
+              <w:t xml:space="preserve">Shared AHB-Lite, 4 masters, 4 slaves</w:t>
+            </w:r>
+          </w:p>
+        </w:tc>
+      </w:tr>
+      <w:tr>
+        <w:tc>
+          <w:tcPr/>
+          <w:p>
+            <w:pPr>
+              <w:pStyle w:val="Compact"/>
+              <w:jc w:val="left"/>
+            </w:pPr>
+            <w:r>
+              <w:t xml:space="preserve">Peripherals</w:t>
+            </w:r>
+          </w:p>
+        </w:tc>
+        <w:tc>
+          <w:tcPr/>
+          <w:p>
+            <w:pPr>
+              <w:pStyle w:val="Compact"/>
+              <w:jc w:val="left"/>
+            </w:pPr>
+            <w:r>
+              <w:t xml:space="preserve">8, on APB3</w:t>
+            </w:r>
+          </w:p>
+        </w:tc>
+      </w:tr>
+      <w:tr>
+        <w:tc>
+          <w:tcPr/>
+          <w:p>
+            <w:pPr>
+              <w:pStyle w:val="Compact"/>
+              <w:jc w:val="left"/>
+            </w:pPr>
+            <w:r>
+              <w:t xml:space="preserve">DMA</w:t>
+            </w:r>
+          </w:p>
+        </w:tc>
+        <w:tc>
+          <w:tcPr/>
+          <w:p>
+            <w:pPr>
+              <w:pStyle w:val="Compact"/>
+              <w:jc w:val="left"/>
+            </w:pPr>
+            <w:r>
+              <w:t xml:space="preserve">6 channels</w:t>
+            </w:r>
+          </w:p>
+        </w:tc>
+      </w:tr>
+      <w:tr>
+        <w:tc>
+          <w:tcPr/>
+          <w:p>
+            <w:pPr>
+              <w:pStyle w:val="Compact"/>
+              <w:jc w:val="left"/>
+            </w:pPr>
+            <w:r>
+              <w:t xml:space="preserve">Interrupts</w:t>
+            </w:r>
+          </w:p>
+        </w:tc>
+        <w:tc>
+          <w:tcPr/>
+          <w:p>
+            <w:pPr>
+              <w:pStyle w:val="Compact"/>
+              <w:jc w:val="left"/>
+            </w:pPr>
+            <w:r>
+              <w:t xml:space="preserve">CLIC, 32 IDs</w:t>
+            </w:r>
+          </w:p>
+        </w:tc>
+      </w:tr>
+      <w:tr>
+        <w:tc>
+          <w:tcPr/>
+          <w:p>
+            <w:pPr>
+              <w:pStyle w:val="Compact"/>
+              <w:jc w:val="left"/>
+            </w:pPr>
+            <w:r>
+              <w:t xml:space="preserve">Debug</w:t>
+            </w:r>
+          </w:p>
+        </w:tc>
+        <w:tc>
+          <w:tcPr/>
+          <w:p>
+            <w:pPr>
+              <w:pStyle w:val="Compact"/>
+              <w:jc w:val="left"/>
+            </w:pPr>
+            <w:r>
+              <w:t xml:space="preserve">JTAG + System Bus Access</w:t>
+            </w:r>
+          </w:p>
+        </w:tc>
+      </w:tr>
+      <w:tr>
+        <w:tc>
+          <w:tcPr/>
+          <w:p>
+            <w:pPr>
+              <w:pStyle w:val="Compact"/>
+              <w:jc w:val="left"/>
+            </w:pPr>
+            <w:r>
+              <w:t xml:space="preserve">Signal pins</w:t>
+            </w:r>
+          </w:p>
+        </w:tc>
+        <w:tc>
+          <w:tcPr/>
+          <w:p>
+            <w:pPr>
+              <w:pStyle w:val="Compact"/>
+              <w:jc w:val="left"/>
+            </w:pPr>
+            <w:r>
+              <w:t xml:space="preserve">28 (26 allocated, 2 spare)</w:t>
+            </w:r>
+          </w:p>
+        </w:tc>
+      </w:tr>
+      <w:tr>
+        <w:tc>
+          <w:tcPr/>
+          <w:p>
+            <w:pPr>
+              <w:pStyle w:val="Compact"/>
+              <w:jc w:val="left"/>
+            </w:pPr>
+            <w:r>
+              <w:t xml:space="preserve">Blocks</w:t>
+            </w:r>
+          </w:p>
+        </w:tc>
+        <w:tc>
+          <w:tcPr/>
+          <w:p>
+            <w:pPr>
+              <w:pStyle w:val="Compact"/>
+              <w:jc w:val="left"/>
+            </w:pPr>
+            <w:r>
+              <w:t xml:space="preserve">22</w:t>
+            </w:r>
+          </w:p>
+        </w:tc>
+      </w:tr>
+    </w:tbl>
+    <w:p>
+      <w:r>
+        <w:pict>
+          <v:rect style="width:0;height:1.5pt" o:hralign="center" o:hrstd="t" o:hr="t"/>
+        </w:pict>
+      </w:r>
+    </w:p>
     <w:bookmarkEnd w:id="24"/>
-    <w:bookmarkStart w:id="25" w:name="system-diagram"/>
+    <w:bookmarkStart w:id="25" w:name="Xd05993acb2d0243385453f6e8301b09f0147d78"/>
     <w:p>
       <w:pPr>
         <w:pStyle w:val="Heading2"/>
@@ -1952,7 +1952,7 @@
       </w:r>
     </w:p>
     <w:bookmarkEnd w:id="25"/>
-    <w:bookmarkStart w:id="35" w:name="generated-tables"/>
+    <w:bookmarkStart w:id="35" w:name="X803f05beef14b992a5db9679488082015603481"/>
     <w:p>
       <w:pPr>
         <w:pStyle w:val="Heading2"/>
@@ -2006,7 +2006,7 @@
         <w:t xml:space="preserve">. Do not edit. The generator fails CI on any inconsistency.</w:t>
       </w:r>
     </w:p>
-    <w:bookmarkStart w:id="26" w:name="blocks"/>
+    <w:bookmarkStart w:id="26" w:name="X46bc50afbd8f706aa0a551c7a721227bf25d0c3"/>
     <w:p>
       <w:pPr>
         <w:pStyle w:val="Heading3"/>
@@ -3263,31 +3263,13 @@
         <w:t xml:space="preserve"> </w:t>
       </w:r>
       <w:r>
-        <w:t xml:space="preserve">There are 22 blocks. Rev 3.0’s 24-block table carried two reserved rows nothing</w:t>
+        <w:t xml:space="preserve">There are 22 blocks. Rev 3.0's 24-block table carried two reserved rows nothing</w:t>
       </w:r>
       <w:r>
         <w:t xml:space="preserve"> </w:t>
       </w:r>
       <w:r>
-        <w:t xml:space="preserve">claimed and marked six numbers</w:t>
-      </w:r>
-      <w:r>
-        <w:t xml:space="preserve"> </w:t>
-      </w:r>
-      <w:r>
-        <w:t xml:space="preserve">“</w:t>
-      </w:r>
-      <w:r>
-        <w:t xml:space="preserve">Provisional</w:t>
-      </w:r>
-      <w:r>
-        <w:t xml:space="preserve">”</w:t>
-      </w:r>
-      <w:r>
-        <w:t xml:space="preserve"> </w:t>
-      </w:r>
-      <w:r>
-        <w:t xml:space="preserve">because three documents were assigning their own.</w:t>
+        <w:t xml:space="preserve">claimed and marked six numbers "Provisional" because three documents were assigning their own.</w:t>
       </w:r>
       <w:r>
         <w:t xml:space="preserve"> </w:t>
@@ -3297,7 +3279,7 @@
       </w:r>
     </w:p>
     <w:bookmarkEnd w:id="26"/>
-    <w:bookmarkStart w:id="27" w:name="address-map"/>
+    <w:bookmarkStart w:id="27" w:name="Xdbdfcf30442008105d9c60b387753a17abd30ac"/>
     <w:p>
       <w:pPr>
         <w:pStyle w:val="Heading3"/>
@@ -3667,7 +3649,7 @@
       </w:r>
     </w:p>
     <w:bookmarkEnd w:id="27"/>
-    <w:bookmarkStart w:id="28" w:name="apb-windows"/>
+    <w:bookmarkStart w:id="28" w:name="X7b1873104be58d2d20ffb2766f4fb08698bc98e"/>
     <w:p>
       <w:pPr>
         <w:pStyle w:val="Heading3"/>
@@ -4428,7 +4410,7 @@
       </w:tr>
     </w:tbl>
     <w:bookmarkEnd w:id="28"/>
-    <w:bookmarkStart w:id="29" w:name="ahb-masters"/>
+    <w:bookmarkStart w:id="29" w:name="Xd64aeec756f92d0991b80ddd5beb50dc2980415"/>
     <w:p>
       <w:pPr>
         <w:pStyle w:val="Heading3"/>
@@ -4839,11 +4821,33 @@
         <w:pStyle w:val="BodyText"/>
       </w:pPr>
       <w:r>
-        <w:t xml:space="preserve">Every master reaches every slave, except that the DMA has no Boot ROM or ISRAM path.</w:t>
+        <w:t xml:space="preserve">Every master reaches every slave, except that the DMA has no Boot ROM path. The DMA reaches ISRAM, DSRAM and APB (SSOT</w:t>
+      </w:r>
+      <w:r>
+        <w:t xml:space="preserve"> </w:t>
+      </w:r>
+      <w:r>
+        <w:rPr>
+          <w:rStyle w:val="VerbatimChar"/>
+        </w:rPr>
+        <w:t xml:space="preserve">dma: [isram, dsram, apb]</w:t>
+      </w:r>
+      <w:r>
+        <w:t xml:space="preserve">, ADR-0005).</w:t>
+      </w:r>
+      <w:r>
+        <w:t xml:space="preserve"> </w:t>
+      </w:r>
+      <w:r>
+        <w:rPr>
+          <w:iCs/>
+          <w:i/>
+        </w:rPr>
+        <w:t xml:space="preserve">(Corrected: the prior "no ISRAM path" contradicted both the SSOT and the AHB decoder RTL, which applies no DMA-specific ISRAM block. RTL is normative; TRM was wrong.)</w:t>
       </w:r>
     </w:p>
     <w:bookmarkEnd w:id="29"/>
-    <w:bookmarkStart w:id="30" w:name="peripheral-function-dma-channel-clic-id"/>
+    <w:bookmarkStart w:id="30" w:name="X9e1a9b9d0fcfe53dcbd56248f8a4a0e9123f060"/>
     <w:p>
       <w:pPr>
         <w:pStyle w:val="Heading3"/>
@@ -5428,7 +5432,7 @@
       </w:r>
     </w:p>
     <w:bookmarkEnd w:id="30"/>
-    <w:bookmarkStart w:id="31" w:name="clic-interrupt-map"/>
+    <w:bookmarkStart w:id="31" w:name="X0cb1d36d3e91cd96223eca266ea81574a43de08"/>
     <w:p>
       <w:pPr>
         <w:pStyle w:val="Heading3"/>
@@ -5440,7 +5444,7 @@
     <w:tbl>
       <w:tblPr>
         <w:tblStyle w:val="Table"/>
-        <w:tblW w:type="pct" w:w="5000"/>
+        <w:tblW w:type="auto" w:w="0"/>
         <w:tblLook w:firstRow="1" w:lastRow="0" w:firstColumn="0" w:lastColumn="0" w:noHBand="0" w:noVBand="0" w:val="0020"/>
         <w:jc w:val="start"/>
       </w:tblPr>
@@ -5783,7 +5787,7 @@
       </w:tr>
     </w:tbl>
     <w:bookmarkEnd w:id="31"/>
-    <w:bookmarkStart w:id="32" w:name="dma-channels"/>
+    <w:bookmarkStart w:id="32" w:name="Xccf0552277ec0afbe97cfc9509c4c566975f3c7"/>
     <w:p>
       <w:pPr>
         <w:pStyle w:val="Heading3"/>
@@ -6175,7 +6179,7 @@
       </w:tr>
     </w:tbl>
     <w:bookmarkEnd w:id="32"/>
-    <w:bookmarkStart w:id="33" w:name="clocks-and-reset"/>
+    <w:bookmarkStart w:id="33" w:name="Xbb69f9b860e8b5dc06bf74f67f370a83031173a"/>
     <w:p>
       <w:pPr>
         <w:pStyle w:val="Heading3"/>
@@ -6519,7 +6523,7 @@
       </w:tr>
     </w:tbl>
     <w:bookmarkEnd w:id="33"/>
-    <w:bookmarkStart w:id="34" w:name="pins-28-pin-baseline"/>
+    <w:bookmarkStart w:id="34" w:name="Xf4346335e5454e26543728878cecf73179cd41a"/>
     <w:p>
       <w:pPr>
         <w:pStyle w:val="Heading3"/>
@@ -6923,7 +6927,7 @@
     </w:p>
     <w:bookmarkEnd w:id="34"/>
     <w:bookmarkEnd w:id="35"/>
-    <w:bookmarkStart w:id="36" w:name="boot"/>
+    <w:bookmarkStart w:id="36" w:name="X4b5b885ad108d3fcbdda0928671ba831857aa05"/>
     <w:p>
       <w:pPr>
         <w:pStyle w:val="Heading2"/>
@@ -7176,7 +7180,7 @@
       </w:r>
     </w:p>
     <w:bookmarkEnd w:id="36"/>
-    <w:bookmarkStart w:id="41" w:name="programming-model"/>
+    <w:bookmarkStart w:id="41" w:name="X600d51730140257d6b6112a40ceabbc8073d61a"/>
     <w:p>
       <w:pPr>
         <w:pStyle w:val="Heading2"/>
@@ -7185,7 +7189,7 @@
         <w:t xml:space="preserve">5 Programming model</w:t>
       </w:r>
     </w:p>
-    <w:bookmarkStart w:id="37" w:name="memory-and-privilege"/>
+    <w:bookmarkStart w:id="37" w:name="X0824e836047f0cdaae32aae2be32473b1f4e226"/>
     <w:p>
       <w:pPr>
         <w:pStyle w:val="Heading3"/>
@@ -7248,7 +7252,7 @@
       </w:r>
     </w:p>
     <w:bookmarkEnd w:id="37"/>
-    <w:bookmarkStart w:id="38" w:name="interrupts"/>
+    <w:bookmarkStart w:id="38" w:name="X56b5e1983c5427e820ebe63dbaecf0d1e1776e2"/>
     <w:p>
       <w:pPr>
         <w:pStyle w:val="Heading3"/>
@@ -7273,1023 +7277,6 @@
       </w:r>
       <w:r>
         <w:t xml:space="preserve">Two mechanisms, deliberately:</w:t>
-      </w:r>
-    </w:p>
-    <w:tbl>
-      <w:tblPr>
-        <w:tblStyle w:val="Table"/>
-        <w:tblW w:type="pct" w:w="5000"/>
-        <w:tblLook w:firstRow="1" w:lastRow="0" w:firstColumn="0" w:lastColumn="0" w:noHBand="0" w:noVBand="0" w:val="0020"/>
-        <w:jc w:val="start"/>
-      </w:tblPr>
-      <w:tblGrid>
-        <w:gridCol w:w="2640"/>
-        <w:gridCol w:w="2640"/>
-        <w:gridCol w:w="2640"/>
-      </w:tblGrid>
-      <w:tr>
-        <w:trPr>
-          <w:tblHeader w:val="true"/>
-        </w:trPr>
-        <w:tc>
-          <w:tcPr/>
-          <w:p>
-            <w:pPr>
-              <w:pStyle w:val="Compact"/>
-              <w:jc w:val="left"/>
-            </w:pPr>
-            <w:r>
-              <w:t xml:space="preserve">Source</w:t>
-            </w:r>
-          </w:p>
-        </w:tc>
-        <w:tc>
-          <w:tcPr/>
-          <w:p>
-            <w:pPr>
-              <w:pStyle w:val="Compact"/>
-              <w:jc w:val="left"/>
-            </w:pPr>
-            <w:r>
-              <w:t xml:space="preserve">Path</w:t>
-            </w:r>
-          </w:p>
-        </w:tc>
-        <w:tc>
-          <w:tcPr/>
-          <w:p>
-            <w:pPr>
-              <w:pStyle w:val="Compact"/>
-              <w:jc w:val="left"/>
-            </w:pPr>
-            <w:r>
-              <w:t xml:space="preserve">Priority control</w:t>
-            </w:r>
-          </w:p>
-        </w:tc>
-      </w:tr>
-      <w:tr>
-        <w:tc>
-          <w:tcPr/>
-          <w:p>
-            <w:pPr>
-              <w:pStyle w:val="Compact"/>
-              <w:jc w:val="left"/>
-            </w:pPr>
-            <w:r>
-              <w:t xml:space="preserve">20 peripheral and DMA sources</w:t>
-            </w:r>
-          </w:p>
-        </w:tc>
-        <w:tc>
-          <w:tcPr/>
-          <w:p>
-            <w:pPr>
-              <w:pStyle w:val="Compact"/>
-              <w:jc w:val="left"/>
-            </w:pPr>
-            <w:r>
-              <w:t xml:space="preserve">CLIC →</w:t>
-            </w:r>
-            <w:r>
-              <w:t xml:space="preserve"> </w:t>
-            </w:r>
-            <w:r>
-              <w:rPr>
-                <w:rStyle w:val="VerbatimChar"/>
-              </w:rPr>
-              <w:t xml:space="preserve">clic_ctrl</w:t>
-            </w:r>
-          </w:p>
-        </w:tc>
-        <w:tc>
-          <w:tcPr/>
-          <w:p>
-            <w:pPr>
-              <w:pStyle w:val="Compact"/>
-              <w:jc w:val="left"/>
-            </w:pPr>
-            <w:r>
-              <w:t xml:space="preserve">8-bit level,</w:t>
-            </w:r>
-            <w:r>
-              <w:t xml:space="preserve"> </w:t>
-            </w:r>
-            <w:r>
-              <w:rPr>
-                <w:rStyle w:val="VerbatimChar"/>
-              </w:rPr>
-              <w:t xml:space="preserve">mintthresh</w:t>
-            </w:r>
-            <w:r>
-              <w:t xml:space="preserve">,</w:t>
-            </w:r>
-            <w:r>
-              <w:t xml:space="preserve"> </w:t>
-            </w:r>
-            <w:r>
-              <w:rPr>
-                <w:rStyle w:val="VerbatimChar"/>
-              </w:rPr>
-              <w:t xml:space="preserve">mintstatus.mil</w:t>
-            </w:r>
-          </w:p>
-        </w:tc>
-      </w:tr>
-      <w:tr>
-        <w:tc>
-          <w:tcPr/>
-          <w:p>
-            <w:pPr>
-              <w:pStyle w:val="Compact"/>
-              <w:jc w:val="left"/>
-            </w:pPr>
-            <w:r>
-              <w:t xml:space="preserve">Machine timer</w:t>
-            </w:r>
-          </w:p>
-        </w:tc>
-        <w:tc>
-          <w:tcPr/>
-          <w:p>
-            <w:pPr>
-              <w:pStyle w:val="Compact"/>
-              <w:jc w:val="left"/>
-            </w:pPr>
-            <w:r>
-              <w:rPr>
-                <w:rStyle w:val="VerbatimChar"/>
-              </w:rPr>
-              <w:t xml:space="preserve">mtip</w:t>
-            </w:r>
-            <w:r>
-              <w:t xml:space="preserve"> </w:t>
-            </w:r>
-            <w:r>
-              <w:t xml:space="preserve">→</w:t>
-            </w:r>
-            <w:r>
-              <w:t xml:space="preserve"> </w:t>
-            </w:r>
-            <w:r>
-              <w:rPr>
-                <w:rStyle w:val="VerbatimChar"/>
-              </w:rPr>
-              <w:t xml:space="preserve">mip.MTIP</w:t>
-            </w:r>
-          </w:p>
-        </w:tc>
-        <w:tc>
-          <w:tcPr/>
-          <w:p>
-            <w:pPr>
-              <w:pStyle w:val="Compact"/>
-              <w:jc w:val="left"/>
-            </w:pPr>
-            <w:r>
-              <w:rPr>
-                <w:rStyle w:val="VerbatimChar"/>
-              </w:rPr>
-              <w:t xml:space="preserve">mstatus.MIE</w:t>
-            </w:r>
-            <w:r>
-              <w:t xml:space="preserve">,</w:t>
-            </w:r>
-            <w:r>
-              <w:t xml:space="preserve"> </w:t>
-            </w:r>
-            <w:r>
-              <w:rPr>
-                <w:rStyle w:val="VerbatimChar"/>
-              </w:rPr>
-              <w:t xml:space="preserve">mie.MTIE</w:t>
-            </w:r>
-          </w:p>
-        </w:tc>
-      </w:tr>
-    </w:tbl>
-    <w:p>
-      <w:pPr>
-        <w:pStyle w:val="BodyText"/>
-      </w:pPr>
-      <w:r>
-        <w:rPr>
-          <w:bCs/>
-          <w:b/>
-        </w:rPr>
-        <w:t xml:space="preserve">[N-5.3]</w:t>
-      </w:r>
-      <w:r>
-        <w:t xml:space="preserve"> </w:t>
-      </w:r>
-      <w:r>
-        <w:t xml:space="preserve">All CLIC sources are level-triggered in hardware.</w:t>
-      </w:r>
-      <w:r>
-        <w:t xml:space="preserve"> </w:t>
-      </w:r>
-      <w:r>
-        <w:rPr>
-          <w:bCs/>
-          <w:b/>
-        </w:rPr>
-        <w:t xml:space="preserve">A handler must clear the</w:t>
-      </w:r>
-      <w:r>
-        <w:rPr>
-          <w:bCs/>
-          <w:b/>
-        </w:rPr>
-        <w:t xml:space="preserve"> </w:t>
-      </w:r>
-      <w:r>
-        <w:rPr>
-          <w:bCs/>
-          <w:b/>
-        </w:rPr>
-        <w:t xml:space="preserve">condition in its peripheral before</w:t>
-      </w:r>
-      <w:r>
-        <w:rPr>
-          <w:bCs/>
-          <w:b/>
-        </w:rPr>
-        <w:t xml:space="preserve"> </w:t>
-      </w:r>
-      <w:r>
-        <w:rPr>
-          <w:rStyle w:val="VerbatimChar"/>
-          <w:bCs/>
-          <w:b/>
-        </w:rPr>
-        <w:t xml:space="preserve">mret</w:t>
-      </w:r>
-      <w:r>
-        <w:rPr>
-          <w:bCs/>
-          <w:b/>
-        </w:rPr>
-        <w:t xml:space="preserve">,</w:t>
-      </w:r>
-      <w:r>
-        <w:t xml:space="preserve"> </w:t>
-      </w:r>
-      <w:r>
-        <w:t xml:space="preserve">or it re-enters immediately.</w:t>
-      </w:r>
-    </w:p>
-    <w:p>
-      <w:pPr>
-        <w:pStyle w:val="BodyText"/>
-      </w:pPr>
-      <w:r>
-        <w:rPr>
-          <w:bCs/>
-          <w:b/>
-        </w:rPr>
-        <w:t xml:space="preserve">[N-5.4]</w:t>
-      </w:r>
-      <w:r>
-        <w:t xml:space="preserve"> </w:t>
-      </w:r>
-      <w:r>
-        <w:t xml:space="preserve">Both level comparisons are strictly greater, so an equal level never preempts.</w:t>
-      </w:r>
-    </w:p>
-    <w:bookmarkEnd w:id="38"/>
-    <w:bookmarkStart w:id="39" w:name="firmware-requirements"/>
-    <w:p>
-      <w:pPr>
-        <w:pStyle w:val="Heading3"/>
-      </w:pPr>
-      <w:r>
-        <w:t xml:space="preserve">5.3 Firmware requirements</w:t>
-      </w:r>
-    </w:p>
-    <w:p>
-      <w:pPr>
-        <w:pStyle w:val="FirstParagraph"/>
-      </w:pPr>
-      <w:r>
-        <w:rPr>
-          <w:bCs/>
-          <w:b/>
-        </w:rPr>
-        <w:t xml:space="preserve">[N-5.5]</w:t>
-      </w:r>
-      <w:r>
-        <w:t xml:space="preserve"> </w:t>
-      </w:r>
-      <w:r>
-        <w:t xml:space="preserve">Things the hardware requires of firmware, which will otherwise fail subtly:</w:t>
-      </w:r>
-    </w:p>
-    <w:tbl>
-      <w:tblPr>
-        <w:tblStyle w:val="Table"/>
-        <w:tblW w:type="pct" w:w="5000"/>
-        <w:tblLook w:firstRow="1" w:lastRow="0" w:firstColumn="0" w:lastColumn="0" w:noHBand="0" w:noVBand="0" w:val="0020"/>
-        <w:jc w:val="start"/>
-      </w:tblPr>
-      <w:tblGrid>
-        <w:gridCol w:w="2640"/>
-        <w:gridCol w:w="2640"/>
-        <w:gridCol w:w="2640"/>
-      </w:tblGrid>
-      <w:tr>
-        <w:trPr>
-          <w:tblHeader w:val="true"/>
-        </w:trPr>
-        <w:tc>
-          <w:tcPr/>
-          <w:p>
-            <w:pPr>
-              <w:pStyle w:val="Compact"/>
-              <w:jc w:val="left"/>
-            </w:pPr>
-            <w:r>
-              <w:t xml:space="preserve">#</w:t>
-            </w:r>
-          </w:p>
-        </w:tc>
-        <w:tc>
-          <w:tcPr/>
-          <w:p>
-            <w:pPr>
-              <w:pStyle w:val="Compact"/>
-              <w:jc w:val="left"/>
-            </w:pPr>
-            <w:r>
-              <w:t xml:space="preserve">Requirement</w:t>
-            </w:r>
-          </w:p>
-        </w:tc>
-        <w:tc>
-          <w:tcPr/>
-          <w:p>
-            <w:pPr>
-              <w:pStyle w:val="Compact"/>
-              <w:jc w:val="left"/>
-            </w:pPr>
-            <w:r>
-              <w:t xml:space="preserve">Reference</w:t>
-            </w:r>
-          </w:p>
-        </w:tc>
-      </w:tr>
-      <w:tr>
-        <w:tc>
-          <w:tcPr/>
-          <w:p>
-            <w:pPr>
-              <w:pStyle w:val="Compact"/>
-              <w:jc w:val="left"/>
-            </w:pPr>
-            <w:r>
-              <w:t xml:space="preserve">F-1</w:t>
-            </w:r>
-          </w:p>
-        </w:tc>
-        <w:tc>
-          <w:tcPr/>
-          <w:p>
-            <w:pPr>
-              <w:pStyle w:val="Compact"/>
-              <w:jc w:val="left"/>
-            </w:pPr>
-            <w:r>
-              <w:t xml:space="preserve">Install the divide trap handler before any</w:t>
-            </w:r>
-            <w:r>
-              <w:t xml:space="preserve"> </w:t>
-            </w:r>
-            <w:r>
-              <w:rPr>
-                <w:rStyle w:val="VerbatimChar"/>
-              </w:rPr>
-              <w:t xml:space="preserve">DIV</w:t>
-            </w:r>
-            <w:r>
-              <w:t xml:space="preserve">/</w:t>
-            </w:r>
-            <w:r>
-              <w:rPr>
-                <w:rStyle w:val="VerbatimChar"/>
-              </w:rPr>
-              <w:t xml:space="preserve">REM</w:t>
-            </w:r>
-            <w:r>
-              <w:t xml:space="preserve"> </w:t>
-            </w:r>
-            <w:r>
-              <w:t xml:space="preserve">executes.</w:t>
-            </w:r>
-          </w:p>
-        </w:tc>
-        <w:tc>
-          <w:tcPr/>
-          <w:p>
-            <w:pPr>
-              <w:pStyle w:val="Compact"/>
-              <w:jc w:val="left"/>
-            </w:pPr>
-            <w:r>
-              <w:t xml:space="preserve">CORE §7.2</w:t>
-            </w:r>
-          </w:p>
-        </w:tc>
-      </w:tr>
-      <w:tr>
-        <w:tc>
-          <w:tcPr/>
-          <w:p>
-            <w:pPr>
-              <w:pStyle w:val="Compact"/>
-              <w:jc w:val="left"/>
-            </w:pPr>
-            <w:r>
-              <w:t xml:space="preserve">F-2</w:t>
-            </w:r>
-          </w:p>
-        </w:tc>
-        <w:tc>
-          <w:tcPr/>
-          <w:p>
-            <w:pPr>
-              <w:pStyle w:val="Compact"/>
-              <w:jc w:val="left"/>
-            </w:pPr>
-            <w:r>
-              <w:t xml:space="preserve">Write</w:t>
-            </w:r>
-            <w:r>
-              <w:t xml:space="preserve"> </w:t>
-            </w:r>
-            <w:r>
-              <w:rPr>
-                <w:rStyle w:val="VerbatimChar"/>
-              </w:rPr>
-              <w:t xml:space="preserve">mtimecmp</w:t>
-            </w:r>
-            <w:r>
-              <w:t xml:space="preserve"> </w:t>
-            </w:r>
-            <w:r>
-              <w:t xml:space="preserve">with the three-step sequence, or get spurious</w:t>
-            </w:r>
-            <w:r>
-              <w:t xml:space="preserve"> </w:t>
-            </w:r>
-            <w:r>
-              <w:rPr>
-                <w:rStyle w:val="VerbatimChar"/>
-              </w:rPr>
-              <w:t xml:space="preserve">mtip</w:t>
-            </w:r>
-            <w:r>
-              <w:t xml:space="preserve">.</w:t>
-            </w:r>
-          </w:p>
-        </w:tc>
-        <w:tc>
-          <w:tcPr/>
-          <w:p>
-            <w:pPr>
-              <w:pStyle w:val="Compact"/>
-              <w:jc w:val="left"/>
-            </w:pPr>
-            <w:r>
-              <w:t xml:space="preserve">TIMERS §7.4</w:t>
-            </w:r>
-          </w:p>
-        </w:tc>
-      </w:tr>
-      <w:tr>
-        <w:tc>
-          <w:tcPr/>
-          <w:p>
-            <w:pPr>
-              <w:pStyle w:val="Compact"/>
-              <w:jc w:val="left"/>
-            </w:pPr>
-            <w:r>
-              <w:t xml:space="preserve">F-3</w:t>
-            </w:r>
-          </w:p>
-        </w:tc>
-        <w:tc>
-          <w:tcPr/>
-          <w:p>
-            <w:pPr>
-              <w:pStyle w:val="Compact"/>
-              <w:jc w:val="left"/>
-            </w:pPr>
-            <w:r>
-              <w:t xml:space="preserve">Read</w:t>
-            </w:r>
-            <w:r>
-              <w:t xml:space="preserve"> </w:t>
-            </w:r>
-            <w:r>
-              <w:rPr>
-                <w:rStyle w:val="VerbatimChar"/>
-              </w:rPr>
-              <w:t xml:space="preserve">MTIME_LO</w:t>
-            </w:r>
-            <w:r>
-              <w:t xml:space="preserve"> </w:t>
-            </w:r>
-            <w:r>
-              <w:t xml:space="preserve">before</w:t>
-            </w:r>
-            <w:r>
-              <w:t xml:space="preserve"> </w:t>
-            </w:r>
-            <w:r>
-              <w:rPr>
-                <w:rStyle w:val="VerbatimChar"/>
-              </w:rPr>
-              <w:t xml:space="preserve">MTIME_HI</w:t>
-            </w:r>
-            <w:r>
-              <w:t xml:space="preserve">, or get a stale shadow.</w:t>
-            </w:r>
-          </w:p>
-        </w:tc>
-        <w:tc>
-          <w:tcPr/>
-          <w:p>
-            <w:pPr>
-              <w:pStyle w:val="Compact"/>
-              <w:jc w:val="left"/>
-            </w:pPr>
-            <w:r>
-              <w:t xml:space="preserve">TIMERS §7.2</w:t>
-            </w:r>
-          </w:p>
-        </w:tc>
-      </w:tr>
-      <w:tr>
-        <w:tc>
-          <w:tcPr/>
-          <w:p>
-            <w:pPr>
-              <w:pStyle w:val="Compact"/>
-              <w:jc w:val="left"/>
-            </w:pPr>
-            <w:r>
-              <w:t xml:space="preserve">F-4</w:t>
-            </w:r>
-          </w:p>
-        </w:tc>
-        <w:tc>
-          <w:tcPr/>
-          <w:p>
-            <w:pPr>
-              <w:pStyle w:val="Compact"/>
-              <w:jc w:val="left"/>
-            </w:pPr>
-            <w:r>
-              <w:t xml:space="preserve">Clear a peripheral’s condition before</w:t>
-            </w:r>
-            <w:r>
-              <w:t xml:space="preserve"> </w:t>
-            </w:r>
-            <w:r>
-              <w:rPr>
-                <w:rStyle w:val="VerbatimChar"/>
-              </w:rPr>
-              <w:t xml:space="preserve">mret</w:t>
-            </w:r>
-            <w:r>
-              <w:t xml:space="preserve">.</w:t>
-            </w:r>
-          </w:p>
-        </w:tc>
-        <w:tc>
-          <w:tcPr/>
-          <w:p>
-            <w:pPr>
-              <w:pStyle w:val="Compact"/>
-              <w:jc w:val="left"/>
-            </w:pPr>
-            <w:r>
-              <w:t xml:space="preserve">CLIC §7.2</w:t>
-            </w:r>
-          </w:p>
-        </w:tc>
-      </w:tr>
-      <w:tr>
-        <w:tc>
-          <w:tcPr/>
-          <w:p>
-            <w:pPr>
-              <w:pStyle w:val="Compact"/>
-              <w:jc w:val="left"/>
-            </w:pPr>
-            <w:r>
-              <w:t xml:space="preserve">F-5</w:t>
-            </w:r>
-          </w:p>
-        </w:tc>
-        <w:tc>
-          <w:tcPr/>
-          <w:p>
-            <w:pPr>
-              <w:pStyle w:val="Compact"/>
-              <w:jc w:val="left"/>
-            </w:pPr>
-            <w:r>
-              <w:t xml:space="preserve">Scale DSU operands into Q1.15; the hardware does not check.</w:t>
-            </w:r>
-          </w:p>
-        </w:tc>
-        <w:tc>
-          <w:tcPr/>
-          <w:p>
-            <w:pPr>
-              <w:pStyle w:val="Compact"/>
-              <w:jc w:val="left"/>
-            </w:pPr>
-            <w:r>
-              <w:t xml:space="preserve">DSU §6.2</w:t>
-            </w:r>
-          </w:p>
-        </w:tc>
-      </w:tr>
-      <w:tr>
-        <w:tc>
-          <w:tcPr/>
-          <w:p>
-            <w:pPr>
-              <w:pStyle w:val="Compact"/>
-              <w:jc w:val="left"/>
-            </w:pPr>
-            <w:r>
-              <w:t xml:space="preserve">F-6</w:t>
-            </w:r>
-          </w:p>
-        </w:tc>
-        <w:tc>
-          <w:tcPr/>
-          <w:p>
-            <w:pPr>
-              <w:pStyle w:val="Compact"/>
-              <w:jc w:val="left"/>
-            </w:pPr>
-            <w:r>
-              <w:t xml:space="preserve">Zero</w:t>
-            </w:r>
-            <w:r>
-              <w:t xml:space="preserve"> </w:t>
-            </w:r>
-            <w:r>
-              <w:rPr>
-                <w:rStyle w:val="VerbatimChar"/>
-              </w:rPr>
-              <w:t xml:space="preserve">.bss</w:t>
-            </w:r>
-            <w:r>
-              <w:t xml:space="preserve"> </w:t>
-            </w:r>
-            <w:r>
-              <w:t xml:space="preserve">in crt0; the bootloader does not.</w:t>
-            </w:r>
-          </w:p>
-        </w:tc>
-        <w:tc>
-          <w:tcPr/>
-          <w:p>
-            <w:pPr>
-              <w:pStyle w:val="Compact"/>
-              <w:jc w:val="left"/>
-            </w:pPr>
-            <w:r>
-              <w:t xml:space="preserve">MEM §7.16</w:t>
-            </w:r>
-          </w:p>
-        </w:tc>
-      </w:tr>
-      <w:tr>
-        <w:tc>
-          <w:tcPr/>
-          <w:p>
-            <w:pPr>
-              <w:pStyle w:val="Compact"/>
-              <w:jc w:val="left"/>
-            </w:pPr>
-            <w:r>
-              <w:t xml:space="preserve">F-7</w:t>
-            </w:r>
-          </w:p>
-        </w:tc>
-        <w:tc>
-          <w:tcPr/>
-          <w:p>
-            <w:pPr>
-              <w:pStyle w:val="Compact"/>
-              <w:jc w:val="left"/>
-            </w:pPr>
-            <w:r>
-              <w:t xml:space="preserve">Enable an interrupt only after configuring its peripheral.</w:t>
-            </w:r>
-          </w:p>
-        </w:tc>
-        <w:tc>
-          <w:tcPr/>
-          <w:p>
-            <w:pPr>
-              <w:pStyle w:val="Compact"/>
-              <w:jc w:val="left"/>
-            </w:pPr>
-            <w:r>
-              <w:t xml:space="preserve">CLIC §6.2</w:t>
-            </w:r>
-          </w:p>
-        </w:tc>
-      </w:tr>
-      <w:tr>
-        <w:tc>
-          <w:tcPr/>
-          <w:p>
-            <w:pPr>
-              <w:pStyle w:val="Compact"/>
-              <w:jc w:val="left"/>
-            </w:pPr>
-            <w:r>
-              <w:t xml:space="preserve">F-8</w:t>
-            </w:r>
-          </w:p>
-        </w:tc>
-        <w:tc>
-          <w:tcPr/>
-          <w:p>
-            <w:pPr>
-              <w:pStyle w:val="Compact"/>
-              <w:jc w:val="left"/>
-            </w:pPr>
-            <w:r>
-              <w:t xml:space="preserve">Dump GPRs,</w:t>
-            </w:r>
-            <w:r>
-              <w:t xml:space="preserve"> </w:t>
-            </w:r>
-            <w:r>
-              <w:rPr>
-                <w:rStyle w:val="VerbatimChar"/>
-              </w:rPr>
-              <w:t xml:space="preserve">mepc</w:t>
-            </w:r>
-            <w:r>
-              <w:t xml:space="preserve">,</w:t>
-            </w:r>
-            <w:r>
-              <w:t xml:space="preserve"> </w:t>
-            </w:r>
-            <w:r>
-              <w:rPr>
-                <w:rStyle w:val="VerbatimChar"/>
-              </w:rPr>
-              <w:t xml:space="preserve">mcause</w:t>
-            </w:r>
-            <w:r>
-              <w:t xml:space="preserve">,</w:t>
-            </w:r>
-            <w:r>
-              <w:t xml:space="preserve"> </w:t>
-            </w:r>
-            <w:r>
-              <w:rPr>
-                <w:rStyle w:val="VerbatimChar"/>
-              </w:rPr>
-              <w:t xml:space="preserve">mtval</w:t>
-            </w:r>
-            <w:r>
-              <w:t xml:space="preserve"> </w:t>
-            </w:r>
-            <w:r>
-              <w:t xml:space="preserve">to a fixed DSRAM struct in the trap handler —</w:t>
-            </w:r>
-            <w:r>
-              <w:t xml:space="preserve"> </w:t>
-            </w:r>
-            <w:r>
-              <w:rPr>
-                <w:bCs/>
-                <w:b/>
-              </w:rPr>
-              <w:t xml:space="preserve">from day one.</w:t>
-            </w:r>
-            <w:r>
-              <w:t xml:space="preserve"> </w:t>
-            </w:r>
-            <w:r>
-              <w:t xml:space="preserve">With SBA-only debug this is the only way to see register state.</w:t>
-            </w:r>
-          </w:p>
-        </w:tc>
-        <w:tc>
-          <w:tcPr/>
-          <w:p>
-            <w:pPr>
-              <w:pStyle w:val="Compact"/>
-              <w:jc w:val="left"/>
-            </w:pPr>
-            <w:r>
-              <w:t xml:space="preserve">DEBUG §7.11</w:t>
-            </w:r>
-          </w:p>
-        </w:tc>
-      </w:tr>
-      <w:tr>
-        <w:tc>
-          <w:tcPr/>
-          <w:p>
-            <w:pPr>
-              <w:pStyle w:val="Compact"/>
-              <w:jc w:val="left"/>
-            </w:pPr>
-            <w:r>
-              <w:t xml:space="preserve">F-9</w:t>
-            </w:r>
-          </w:p>
-        </w:tc>
-        <w:tc>
-          <w:tcPr/>
-          <w:p>
-            <w:pPr>
-              <w:pStyle w:val="Compact"/>
-              <w:jc w:val="left"/>
-            </w:pPr>
-            <w:r>
-              <w:t xml:space="preserve">Break large M2M DMA transfers into chunks; the DMA is the highest-priority master and has no rate limiting.</w:t>
-            </w:r>
-          </w:p>
-        </w:tc>
-        <w:tc>
-          <w:tcPr/>
-          <w:p>
-            <w:pPr>
-              <w:pStyle w:val="Compact"/>
-              <w:jc w:val="left"/>
-            </w:pPr>
-            <w:r>
-              <w:t xml:space="preserve">DMA §7.6</w:t>
-            </w:r>
-          </w:p>
-        </w:tc>
-      </w:tr>
-      <w:tr>
-        <w:tc>
-          <w:tcPr/>
-          <w:p>
-            <w:pPr>
-              <w:pStyle w:val="Compact"/>
-              <w:jc w:val="left"/>
-            </w:pPr>
-            <w:r>
-              <w:t xml:space="preserve">F-10</w:t>
-            </w:r>
-          </w:p>
-        </w:tc>
-        <w:tc>
-          <w:tcPr/>
-          <w:p>
-            <w:pPr>
-              <w:pStyle w:val="Compact"/>
-              <w:jc w:val="left"/>
-            </w:pPr>
-            <w:r>
-              <w:t xml:space="preserve">Once</w:t>
-            </w:r>
-            <w:r>
-              <w:t xml:space="preserve"> </w:t>
-            </w:r>
-            <w:r>
-              <w:rPr>
-                <w:rStyle w:val="VerbatimChar"/>
-              </w:rPr>
-              <w:t xml:space="preserve">WDTCTL.EN</w:t>
-            </w:r>
-            <w:r>
-              <w:t xml:space="preserve"> </w:t>
-            </w:r>
-            <w:r>
-              <w:t xml:space="preserve">is set it cannot be cleared. Kick forever.</w:t>
-            </w:r>
-          </w:p>
-        </w:tc>
-        <w:tc>
-          <w:tcPr/>
-          <w:p>
-            <w:pPr>
-              <w:pStyle w:val="Compact"/>
-              <w:jc w:val="left"/>
-            </w:pPr>
-            <w:r>
-              <w:t xml:space="preserve">TIMERS §6.2</w:t>
-            </w:r>
-          </w:p>
-        </w:tc>
-      </w:tr>
-      <w:tr>
-        <w:tc>
-          <w:tcPr/>
-          <w:p>
-            <w:pPr>
-              <w:pStyle w:val="Compact"/>
-              <w:jc w:val="left"/>
-            </w:pPr>
-            <w:r>
-              <w:t xml:space="preserve">F-11</w:t>
-            </w:r>
-          </w:p>
-        </w:tc>
-        <w:tc>
-          <w:tcPr/>
-          <w:p>
-            <w:pPr>
-              <w:pStyle w:val="Compact"/>
-              <w:jc w:val="left"/>
-            </w:pPr>
-            <w:r>
-              <w:t xml:space="preserve">Measure the loop duty cycle with</w:t>
-            </w:r>
-            <w:r>
-              <w:t xml:space="preserve"> </w:t>
-            </w:r>
-            <w:r>
-              <w:rPr>
-                <w:rStyle w:val="VerbatimChar"/>
-              </w:rPr>
-              <w:t xml:space="preserve">mcycle</w:t>
-            </w:r>
-            <w:r>
-              <w:t xml:space="preserve"> </w:t>
-            </w:r>
-            <w:r>
-              <w:t xml:space="preserve">and</w:t>
-            </w:r>
-            <w:r>
-              <w:t xml:space="preserve"> </w:t>
-            </w:r>
-            <w:r>
-              <w:rPr>
-                <w:rStyle w:val="VerbatimChar"/>
-              </w:rPr>
-              <w:t xml:space="preserve">mtime</w:t>
-            </w:r>
-            <w:r>
-              <w:t xml:space="preserve">. No document asserts a figure.</w:t>
-            </w:r>
-          </w:p>
-        </w:tc>
-        <w:tc>
-          <w:tcPr/>
-          <w:p>
-            <w:pPr>
-              <w:pStyle w:val="Compact"/>
-              <w:jc w:val="left"/>
-            </w:pPr>
-            <w:r>
-              <w:t xml:space="preserve">CORE §6.2</w:t>
-            </w:r>
-          </w:p>
-        </w:tc>
-      </w:tr>
-    </w:tbl>
-    <w:p>
-      <w:pPr>
-        <w:pStyle w:val="BodyText"/>
-      </w:pPr>
-      <w:r>
-        <w:rPr>
-          <w:bCs/>
-          <w:b/>
-        </w:rPr>
-        <w:t xml:space="preserve">[N-5.6]</w:t>
-      </w:r>
-      <w:r>
-        <w:t xml:space="preserve"> </w:t>
-      </w:r>
-      <w:r>
-        <w:t xml:space="preserve">F-8 is the one that will hurt most if skipped, and the moment it is needed is the</w:t>
-      </w:r>
-      <w:r>
-        <w:t xml:space="preserve"> </w:t>
-      </w:r>
-      <w:r>
-        <w:t xml:space="preserve">moment it is too late to add.</w:t>
-      </w:r>
-    </w:p>
-    <w:bookmarkEnd w:id="39"/>
-    <w:bookmarkStart w:id="40" w:name="linker"/>
-    <w:p>
-      <w:pPr>
-        <w:pStyle w:val="Heading3"/>
-      </w:pPr>
-      <w:r>
-        <w:t xml:space="preserve">5.4 Linker</w:t>
       </w:r>
     </w:p>
     <w:tbl>
@@ -8316,48 +7303,87 @@
               <w:jc w:val="left"/>
             </w:pPr>
             <w:r>
-              <w:t xml:space="preserve">Section</w:t>
-            </w:r>
-          </w:p>
-        </w:tc>
-        <w:tc>
-          <w:tcPr/>
-          <w:p>
-            <w:pPr>
-              <w:pStyle w:val="Compact"/>
-              <w:jc w:val="left"/>
-            </w:pPr>
-            <w:r>
-              <w:t xml:space="preserve">VMA</w:t>
-            </w:r>
-          </w:p>
-        </w:tc>
-        <w:tc>
-          <w:tcPr/>
-          <w:p>
-            <w:pPr>
-              <w:pStyle w:val="Compact"/>
-              <w:jc w:val="left"/>
-            </w:pPr>
-            <w:r>
-              <w:t xml:space="preserve">LMA</w:t>
-            </w:r>
-          </w:p>
-        </w:tc>
-      </w:tr>
-      <w:tr>
-        <w:tc>
-          <w:tcPr/>
-          <w:p>
-            <w:pPr>
-              <w:pStyle w:val="Compact"/>
-              <w:jc w:val="left"/>
-            </w:pPr>
-            <w:r>
-              <w:rPr>
-                <w:rStyle w:val="VerbatimChar"/>
-              </w:rPr>
-              <w:t xml:space="preserve">.text</w:t>
+              <w:t xml:space="preserve">Source</w:t>
+            </w:r>
+          </w:p>
+        </w:tc>
+        <w:tc>
+          <w:tcPr/>
+          <w:p>
+            <w:pPr>
+              <w:pStyle w:val="Compact"/>
+              <w:jc w:val="left"/>
+            </w:pPr>
+            <w:r>
+              <w:t xml:space="preserve">Path</w:t>
+            </w:r>
+          </w:p>
+        </w:tc>
+        <w:tc>
+          <w:tcPr/>
+          <w:p>
+            <w:pPr>
+              <w:pStyle w:val="Compact"/>
+              <w:jc w:val="left"/>
+            </w:pPr>
+            <w:r>
+              <w:t xml:space="preserve">Priority control</w:t>
+            </w:r>
+          </w:p>
+        </w:tc>
+      </w:tr>
+      <w:tr>
+        <w:tc>
+          <w:tcPr/>
+          <w:p>
+            <w:pPr>
+              <w:pStyle w:val="Compact"/>
+              <w:jc w:val="left"/>
+            </w:pPr>
+            <w:r>
+              <w:t xml:space="preserve">20 peripheral and DMA sources</w:t>
+            </w:r>
+          </w:p>
+        </w:tc>
+        <w:tc>
+          <w:tcPr/>
+          <w:p>
+            <w:pPr>
+              <w:pStyle w:val="Compact"/>
+              <w:jc w:val="left"/>
+            </w:pPr>
+            <w:r>
+              <w:t xml:space="preserve">CLIC →</w:t>
+            </w:r>
+            <w:r>
+              <w:t xml:space="preserve"> </w:t>
+            </w:r>
+            <w:r>
+              <w:rPr>
+                <w:rStyle w:val="VerbatimChar"/>
+              </w:rPr>
+              <w:t xml:space="preserve">clic_ctrl</w:t>
+            </w:r>
+          </w:p>
+        </w:tc>
+        <w:tc>
+          <w:tcPr/>
+          <w:p>
+            <w:pPr>
+              <w:pStyle w:val="Compact"/>
+              <w:jc w:val="left"/>
+            </w:pPr>
+            <w:r>
+              <w:t xml:space="preserve">8-bit level,</w:t>
+            </w:r>
+            <w:r>
+              <w:t xml:space="preserve"> </w:t>
+            </w:r>
+            <w:r>
+              <w:rPr>
+                <w:rStyle w:val="VerbatimChar"/>
+              </w:rPr>
+              <w:t xml:space="preserve">mintthresh</w:t>
             </w:r>
             <w:r>
               <w:t xml:space="preserve">,</w:t>
@@ -8369,160 +7395,78 @@
               <w:rPr>
                 <w:rStyle w:val="VerbatimChar"/>
               </w:rPr>
-              <w:t xml:space="preserve">.rodata</w:t>
-            </w:r>
-          </w:p>
-        </w:tc>
-        <w:tc>
-          <w:tcPr/>
-          <w:p>
-            <w:pPr>
-              <w:pStyle w:val="Compact"/>
-              <w:jc w:val="left"/>
-            </w:pPr>
-            <w:r>
-              <w:t xml:space="preserve">ISRAM</w:t>
-            </w:r>
-          </w:p>
-        </w:tc>
-        <w:tc>
-          <w:tcPr/>
-          <w:p>
-            <w:pPr>
-              <w:pStyle w:val="Compact"/>
-              <w:jc w:val="left"/>
-            </w:pPr>
-            <w:r>
-              <w:t xml:space="preserve">flash + 0x20</w:t>
-            </w:r>
-          </w:p>
-        </w:tc>
-      </w:tr>
-      <w:tr>
-        <w:tc>
-          <w:tcPr/>
-          <w:p>
-            <w:pPr>
-              <w:pStyle w:val="Compact"/>
-              <w:jc w:val="left"/>
-            </w:pPr>
-            <w:r>
-              <w:rPr>
-                <w:rStyle w:val="VerbatimChar"/>
-              </w:rPr>
-              <w:t xml:space="preserve">.data</w:t>
-            </w:r>
-          </w:p>
-        </w:tc>
-        <w:tc>
-          <w:tcPr/>
-          <w:p>
-            <w:pPr>
-              <w:pStyle w:val="Compact"/>
-              <w:jc w:val="left"/>
-            </w:pPr>
-            <w:r>
-              <w:t xml:space="preserve">DSRAM</w:t>
-            </w:r>
-          </w:p>
-        </w:tc>
-        <w:tc>
-          <w:tcPr/>
-          <w:p>
-            <w:pPr>
-              <w:pStyle w:val="Compact"/>
-              <w:jc w:val="left"/>
-            </w:pPr>
-            <w:r>
-              <w:t xml:space="preserve">flash, after the text image</w:t>
-            </w:r>
-          </w:p>
-        </w:tc>
-      </w:tr>
-      <w:tr>
-        <w:tc>
-          <w:tcPr/>
-          <w:p>
-            <w:pPr>
-              <w:pStyle w:val="Compact"/>
-              <w:jc w:val="left"/>
-            </w:pPr>
-            <w:r>
-              <w:rPr>
-                <w:rStyle w:val="VerbatimChar"/>
-              </w:rPr>
-              <w:t xml:space="preserve">.bss</w:t>
-            </w:r>
-          </w:p>
-        </w:tc>
-        <w:tc>
-          <w:tcPr/>
-          <w:p>
-            <w:pPr>
-              <w:pStyle w:val="Compact"/>
-              <w:jc w:val="left"/>
-            </w:pPr>
-            <w:r>
-              <w:t xml:space="preserve">DSRAM, after</w:t>
+              <w:t xml:space="preserve">mintstatus.mil</w:t>
+            </w:r>
+          </w:p>
+        </w:tc>
+      </w:tr>
+      <w:tr>
+        <w:tc>
+          <w:tcPr/>
+          <w:p>
+            <w:pPr>
+              <w:pStyle w:val="Compact"/>
+              <w:jc w:val="left"/>
+            </w:pPr>
+            <w:r>
+              <w:t xml:space="preserve">Machine timer</w:t>
+            </w:r>
+          </w:p>
+        </w:tc>
+        <w:tc>
+          <w:tcPr/>
+          <w:p>
+            <w:pPr>
+              <w:pStyle w:val="Compact"/>
+              <w:jc w:val="left"/>
+            </w:pPr>
+            <w:r>
+              <w:rPr>
+                <w:rStyle w:val="VerbatimChar"/>
+              </w:rPr>
+              <w:t xml:space="preserve">mtip</w:t>
             </w:r>
             <w:r>
               <w:t xml:space="preserve"> </w:t>
             </w:r>
             <w:r>
-              <w:rPr>
-                <w:rStyle w:val="VerbatimChar"/>
-              </w:rPr>
-              <w:t xml:space="preserve">.data</w:t>
-            </w:r>
-          </w:p>
-        </w:tc>
-        <w:tc>
-          <w:tcPr/>
-          <w:p>
-            <w:pPr>
-              <w:pStyle w:val="Compact"/>
-              <w:jc w:val="left"/>
-            </w:pPr>
-            <w:r>
-              <w:t xml:space="preserve">—</w:t>
-            </w:r>
-          </w:p>
-        </w:tc>
-      </w:tr>
-      <w:tr>
-        <w:tc>
-          <w:tcPr/>
-          <w:p>
-            <w:pPr>
-              <w:pStyle w:val="Compact"/>
-              <w:jc w:val="left"/>
-            </w:pPr>
-            <w:r>
-              <w:t xml:space="preserve">stack</w:t>
-            </w:r>
-          </w:p>
-        </w:tc>
-        <w:tc>
-          <w:tcPr/>
-          <w:p>
-            <w:pPr>
-              <w:pStyle w:val="Compact"/>
-              <w:jc w:val="left"/>
-            </w:pPr>
-            <w:r>
-              <w:t xml:space="preserve">top of DSRAM, growing down</w:t>
-            </w:r>
-          </w:p>
-        </w:tc>
-        <w:tc>
-          <w:tcPr/>
-          <w:p>
-            <w:pPr>
-              <w:pStyle w:val="Compact"/>
-              <w:jc w:val="left"/>
-            </w:pPr>
-            <w:r>
-              <w:t xml:space="preserve">—</w:t>
+              <w:t xml:space="preserve">→</w:t>
+            </w:r>
+            <w:r>
+              <w:t xml:space="preserve"> </w:t>
+            </w:r>
+            <w:r>
+              <w:rPr>
+                <w:rStyle w:val="VerbatimChar"/>
+              </w:rPr>
+              <w:t xml:space="preserve">mip.MTIP</w:t>
+            </w:r>
+          </w:p>
+        </w:tc>
+        <w:tc>
+          <w:tcPr/>
+          <w:p>
+            <w:pPr>
+              <w:pStyle w:val="Compact"/>
+              <w:jc w:val="left"/>
+            </w:pPr>
+            <w:r>
+              <w:rPr>
+                <w:rStyle w:val="VerbatimChar"/>
+              </w:rPr>
+              <w:t xml:space="preserve">mstatus.MIE</w:t>
+            </w:r>
+            <w:r>
+              <w:t xml:space="preserve">,</w:t>
+            </w:r>
+            <w:r>
+              <w:t xml:space="preserve"> </w:t>
+            </w:r>
+            <w:r>
+              <w:rPr>
+                <w:rStyle w:val="VerbatimChar"/>
+              </w:rPr>
+              <w:t xml:space="preserve">mie.MTIE</w:t>
             </w:r>
           </w:p>
         </w:tc>
@@ -8537,52 +7481,93 @@
           <w:bCs/>
           <w:b/>
         </w:rPr>
-        <w:t xml:space="preserve">[N-5.7]</w:t>
-      </w:r>
-      <w:r>
+        <w:t xml:space="preserve">[N-5.3]</w:t>
+      </w:r>
+      <w:r>
+        <w:t xml:space="preserve"> </w:t>
+      </w:r>
+      <w:r>
+        <w:t xml:space="preserve">All CLIC sources are level-triggered in hardware.</w:t>
+      </w:r>
+      <w:r>
+        <w:t xml:space="preserve"> </w:t>
+      </w:r>
+      <w:r>
+        <w:rPr>
+          <w:bCs/>
+          <w:b/>
+        </w:rPr>
+        <w:t xml:space="preserve">A handler must clear the</w:t>
+      </w:r>
+      <w:r>
+        <w:rPr>
+          <w:bCs/>
+          <w:b/>
+        </w:rPr>
+        <w:t xml:space="preserve"> </w:t>
+      </w:r>
+      <w:r>
+        <w:rPr>
+          <w:bCs/>
+          <w:b/>
+        </w:rPr>
+        <w:t xml:space="preserve">condition in its peripheral before</w:t>
+      </w:r>
+      <w:r>
+        <w:rPr>
+          <w:bCs/>
+          <w:b/>
+        </w:rPr>
         <w:t xml:space="preserve"> </w:t>
       </w:r>
       <w:r>
         <w:rPr>
           <w:rStyle w:val="VerbatimChar"/>
+          <w:bCs/>
+          <w:b/>
         </w:rPr>
-        <w:t xml:space="preserve">.rodata</w:t>
+        <w:t xml:space="preserve">mret</w:t>
+      </w:r>
+      <w:r>
+        <w:rPr>
+          <w:bCs/>
+          <w:b/>
+        </w:rPr>
+        <w:t xml:space="preserve">,</w:t>
       </w:r>
       <w:r>
         <w:t xml:space="preserve"> </w:t>
       </w:r>
       <w:r>
-        <w:t xml:space="preserve">lives in ISRAM and is read by the data port. This is possible because</w:t>
-      </w:r>
-      <w:r>
-        <w:t xml:space="preserve"> </w:t>
-      </w:r>
-      <w:r>
-        <w:t xml:space="preserve">every master reaches every slave (ADR-0005); the withdrawn multi-layer proposal would have</w:t>
-      </w:r>
-      <w:r>
-        <w:t xml:space="preserve"> </w:t>
-      </w:r>
-      <w:r>
-        <w:t xml:space="preserve">made it impossible.</w:t>
+        <w:t xml:space="preserve">or it re-enters immediately.</w:t>
       </w:r>
     </w:p>
     <w:p>
-      <w:r>
-        <w:pict>
-          <v:rect style="width:0;height:1.5pt" o:hralign="center" o:hrstd="t" o:hr="t"/>
-        </w:pict>
+      <w:pPr>
+        <w:pStyle w:val="BodyText"/>
+      </w:pPr>
+      <w:r>
+        <w:rPr>
+          <w:bCs/>
+          <w:b/>
+        </w:rPr>
+        <w:t xml:space="preserve">[N-5.4]</w:t>
+      </w:r>
+      <w:r>
+        <w:t xml:space="preserve"> </w:t>
+      </w:r>
+      <w:r>
+        <w:t xml:space="preserve">Both level comparisons are strictly greater, so an equal level never preempts.</w:t>
       </w:r>
     </w:p>
-    <w:bookmarkEnd w:id="40"/>
-    <w:bookmarkEnd w:id="41"/>
-    <w:bookmarkStart w:id="42" w:name="power"/>
+    <w:bookmarkEnd w:id="38"/>
+    <w:bookmarkStart w:id="39" w:name="Xdb33a59497c8249dbd4084fcd498bbd805c8627"/>
     <w:p>
       <w:pPr>
-        <w:pStyle w:val="Heading2"/>
+        <w:pStyle w:val="Heading3"/>
       </w:pPr>
       <w:r>
-        <w:t xml:space="preserve">6 Power</w:t>
+        <w:t xml:space="preserve">5.3 Firmware requirements</w:t>
       </w:r>
     </w:p>
     <w:p>
@@ -8594,19 +7579,19 @@
           <w:bCs/>
           <w:b/>
         </w:rPr>
-        <w:t xml:space="preserve">[N-6.1]</w:t>
+        <w:t xml:space="preserve">[N-5.5]</w:t>
       </w:r>
       <w:r>
         <w:t xml:space="preserve"> </w:t>
       </w:r>
       <w:r>
-        <w:t xml:space="preserve">One mechanism — stop the clock when nothing is happening — at three levels.</w:t>
+        <w:t xml:space="preserve">Things the hardware requires of firmware, which will otherwise fail subtly:</w:t>
       </w:r>
     </w:p>
     <w:tbl>
       <w:tblPr>
         <w:tblStyle w:val="Table"/>
-        <w:tblW w:type="pct" w:w="5000"/>
+        <w:tblW w:type="auto" w:w="0"/>
         <w:tblLook w:firstRow="1" w:lastRow="0" w:firstColumn="0" w:lastColumn="0" w:noHBand="0" w:noVBand="0" w:val="0020"/>
         <w:jc w:val="start"/>
       </w:tblPr>
@@ -8627,57 +7612,57 @@
               <w:jc w:val="left"/>
             </w:pPr>
             <w:r>
-              <w:t xml:space="preserve">Level</w:t>
-            </w:r>
-          </w:p>
-        </w:tc>
-        <w:tc>
-          <w:tcPr/>
-          <w:p>
-            <w:pPr>
-              <w:pStyle w:val="Compact"/>
-              <w:jc w:val="left"/>
-            </w:pPr>
-            <w:r>
-              <w:t xml:space="preserve">Mechanism</w:t>
-            </w:r>
-          </w:p>
-        </w:tc>
-        <w:tc>
-          <w:tcPr/>
-          <w:p>
-            <w:pPr>
-              <w:pStyle w:val="Compact"/>
-              <w:jc w:val="left"/>
-            </w:pPr>
-            <w:r>
-              <w:t xml:space="preserve">Covers</w:t>
-            </w:r>
-          </w:p>
-        </w:tc>
-      </w:tr>
-      <w:tr>
-        <w:tc>
-          <w:tcPr/>
-          <w:p>
-            <w:pPr>
-              <w:pStyle w:val="Compact"/>
-              <w:jc w:val="left"/>
-            </w:pPr>
-            <w:r>
-              <w:t xml:space="preserve">1</w:t>
-            </w:r>
-          </w:p>
-        </w:tc>
-        <w:tc>
-          <w:tcPr/>
-          <w:p>
-            <w:pPr>
-              <w:pStyle w:val="Compact"/>
-              <w:jc w:val="left"/>
-            </w:pPr>
-            <w:r>
-              <w:t xml:space="preserve">WFI root gate on core + DSU, enabled by</w:t>
+              <w:t xml:space="preserve">#</w:t>
+            </w:r>
+          </w:p>
+        </w:tc>
+        <w:tc>
+          <w:tcPr/>
+          <w:p>
+            <w:pPr>
+              <w:pStyle w:val="Compact"/>
+              <w:jc w:val="left"/>
+            </w:pPr>
+            <w:r>
+              <w:t xml:space="preserve">Requirement</w:t>
+            </w:r>
+          </w:p>
+        </w:tc>
+        <w:tc>
+          <w:tcPr/>
+          <w:p>
+            <w:pPr>
+              <w:pStyle w:val="Compact"/>
+              <w:jc w:val="left"/>
+            </w:pPr>
+            <w:r>
+              <w:t xml:space="preserve">Reference</w:t>
+            </w:r>
+          </w:p>
+        </w:tc>
+      </w:tr>
+      <w:tr>
+        <w:tc>
+          <w:tcPr/>
+          <w:p>
+            <w:pPr>
+              <w:pStyle w:val="Compact"/>
+              <w:jc w:val="left"/>
+            </w:pPr>
+            <w:r>
+              <w:t xml:space="preserve">F-1</w:t>
+            </w:r>
+          </w:p>
+        </w:tc>
+        <w:tc>
+          <w:tcPr/>
+          <w:p>
+            <w:pPr>
+              <w:pStyle w:val="Compact"/>
+              <w:jc w:val="left"/>
+            </w:pPr>
+            <w:r>
+              <w:t xml:space="preserve">Install the divide trap handler before any</w:t>
             </w:r>
             <w:r>
               <w:t xml:space="preserve"> </w:t>
@@ -8686,57 +7671,60 @@
               <w:rPr>
                 <w:rStyle w:val="VerbatimChar"/>
               </w:rPr>
-              <w:t xml:space="preserve">pipe_ctrl.quiescent</w:t>
-            </w:r>
-          </w:p>
-        </w:tc>
-        <w:tc>
-          <w:tcPr/>
-          <w:p>
-            <w:pPr>
-              <w:pStyle w:val="Compact"/>
-              <w:jc w:val="left"/>
-            </w:pPr>
-            <w:r>
-              <w:t xml:space="preserve">the majority of the chip’s flops</w:t>
-            </w:r>
-          </w:p>
-        </w:tc>
-      </w:tr>
-      <w:tr>
-        <w:tc>
-          <w:tcPr/>
-          <w:p>
-            <w:pPr>
-              <w:pStyle w:val="Compact"/>
-              <w:jc w:val="left"/>
-            </w:pPr>
-            <w:r>
-              <w:t xml:space="preserve">2</w:t>
-            </w:r>
-          </w:p>
-        </w:tc>
-        <w:tc>
-          <w:tcPr/>
-          <w:p>
-            <w:pPr>
-              <w:pStyle w:val="Compact"/>
-              <w:jc w:val="left"/>
-            </w:pPr>
-            <w:r>
-              <w:t xml:space="preserve">Per-block gates:</w:t>
+              <w:t xml:space="preserve">DIV</w:t>
+            </w:r>
+            <w:r>
+              <w:t xml:space="preserve">/</w:t>
+            </w:r>
+            <w:r>
+              <w:rPr>
+                <w:rStyle w:val="VerbatimChar"/>
+              </w:rPr>
+              <w:t xml:space="preserve">REM</w:t>
             </w:r>
             <w:r>
               <w:t xml:space="preserve"> </w:t>
             </w:r>
             <w:r>
-              <w:rPr>
-                <w:rStyle w:val="VerbatimChar"/>
-              </w:rPr>
-              <w:t xml:space="preserve">dsu_idle</w:t>
-            </w:r>
-            <w:r>
-              <w:t xml:space="preserve">, DMA per-channel</w:t>
+              <w:t xml:space="preserve">executes.</w:t>
+            </w:r>
+          </w:p>
+        </w:tc>
+        <w:tc>
+          <w:tcPr/>
+          <w:p>
+            <w:pPr>
+              <w:pStyle w:val="Compact"/>
+              <w:jc w:val="left"/>
+            </w:pPr>
+            <w:r>
+              <w:t xml:space="preserve">CORE §7.2</w:t>
+            </w:r>
+          </w:p>
+        </w:tc>
+      </w:tr>
+      <w:tr>
+        <w:tc>
+          <w:tcPr/>
+          <w:p>
+            <w:pPr>
+              <w:pStyle w:val="Compact"/>
+              <w:jc w:val="left"/>
+            </w:pPr>
+            <w:r>
+              <w:t xml:space="preserve">F-2</w:t>
+            </w:r>
+          </w:p>
+        </w:tc>
+        <w:tc>
+          <w:tcPr/>
+          <w:p>
+            <w:pPr>
+              <w:pStyle w:val="Compact"/>
+              <w:jc w:val="left"/>
+            </w:pPr>
+            <w:r>
+              <w:t xml:space="preserve">Write</w:t>
             </w:r>
             <w:r>
               <w:t xml:space="preserve"> </w:t>
@@ -8745,66 +7733,63 @@
               <w:rPr>
                 <w:rStyle w:val="VerbatimChar"/>
               </w:rPr>
-              <w:t xml:space="preserve">EN</w:t>
-            </w:r>
-            <w:r>
-              <w:t xml:space="preserve">, per-window</w:t>
+              <w:t xml:space="preserve">mtimecmp</w:t>
             </w:r>
             <w:r>
               <w:t xml:space="preserve"> </w:t>
             </w:r>
             <w:r>
-              <w:rPr>
-                <w:rStyle w:val="VerbatimChar"/>
-              </w:rPr>
-              <w:t xml:space="preserve">PSEL</w:t>
-            </w:r>
-          </w:p>
-        </w:tc>
-        <w:tc>
-          <w:tcPr/>
-          <w:p>
-            <w:pPr>
-              <w:pStyle w:val="Compact"/>
-              <w:jc w:val="left"/>
-            </w:pPr>
-            <w:r>
-              <w:t xml:space="preserve">most of the rest</w:t>
-            </w:r>
-          </w:p>
-        </w:tc>
-      </w:tr>
-      <w:tr>
-        <w:tc>
-          <w:tcPr/>
-          <w:p>
-            <w:pPr>
-              <w:pStyle w:val="Compact"/>
-              <w:jc w:val="left"/>
-            </w:pPr>
-            <w:r>
-              <w:t xml:space="preserve">3</w:t>
-            </w:r>
-          </w:p>
-        </w:tc>
-        <w:tc>
-          <w:tcPr/>
-          <w:p>
-            <w:pPr>
-              <w:pStyle w:val="Compact"/>
-              <w:jc w:val="left"/>
-            </w:pPr>
-            <w:r>
-              <w:rPr>
-                <w:rStyle w:val="VerbatimChar"/>
-              </w:rPr>
-              <w:t xml:space="preserve">pclk</w:t>
+              <w:t xml:space="preserve">with the three-step sequence, or get spurious</w:t>
             </w:r>
             <w:r>
               <w:t xml:space="preserve"> </w:t>
             </w:r>
             <w:r>
-              <w:t xml:space="preserve">at half</w:t>
+              <w:rPr>
+                <w:rStyle w:val="VerbatimChar"/>
+              </w:rPr>
+              <w:t xml:space="preserve">mtip</w:t>
+            </w:r>
+            <w:r>
+              <w:t xml:space="preserve">.</w:t>
+            </w:r>
+          </w:p>
+        </w:tc>
+        <w:tc>
+          <w:tcPr/>
+          <w:p>
+            <w:pPr>
+              <w:pStyle w:val="Compact"/>
+              <w:jc w:val="left"/>
+            </w:pPr>
+            <w:r>
+              <w:t xml:space="preserve">TIMERS §7.4</w:t>
+            </w:r>
+          </w:p>
+        </w:tc>
+      </w:tr>
+      <w:tr>
+        <w:tc>
+          <w:tcPr/>
+          <w:p>
+            <w:pPr>
+              <w:pStyle w:val="Compact"/>
+              <w:jc w:val="left"/>
+            </w:pPr>
+            <w:r>
+              <w:t xml:space="preserve">F-3</w:t>
+            </w:r>
+          </w:p>
+        </w:tc>
+        <w:tc>
+          <w:tcPr/>
+          <w:p>
+            <w:pPr>
+              <w:pStyle w:val="Compact"/>
+              <w:jc w:val="left"/>
+            </w:pPr>
+            <w:r>
+              <w:t xml:space="preserve">Read</w:t>
             </w:r>
             <w:r>
               <w:t xml:space="preserve"> </w:t>
@@ -8813,19 +7798,465 @@
               <w:rPr>
                 <w:rStyle w:val="VerbatimChar"/>
               </w:rPr>
-              <w:t xml:space="preserve">hclk</w:t>
-            </w:r>
-          </w:p>
-        </w:tc>
-        <w:tc>
-          <w:tcPr/>
-          <w:p>
-            <w:pPr>
-              <w:pStyle w:val="Compact"/>
-              <w:jc w:val="left"/>
-            </w:pPr>
-            <w:r>
-              <w:t xml:space="preserve">the entire peripheral clock tree and every peripheral flop</w:t>
+              <w:t xml:space="preserve">MTIME_LO</w:t>
+            </w:r>
+            <w:r>
+              <w:t xml:space="preserve"> </w:t>
+            </w:r>
+            <w:r>
+              <w:t xml:space="preserve">before</w:t>
+            </w:r>
+            <w:r>
+              <w:t xml:space="preserve"> </w:t>
+            </w:r>
+            <w:r>
+              <w:rPr>
+                <w:rStyle w:val="VerbatimChar"/>
+              </w:rPr>
+              <w:t xml:space="preserve">MTIME_HI</w:t>
+            </w:r>
+            <w:r>
+              <w:t xml:space="preserve">, or get a stale shadow.</w:t>
+            </w:r>
+          </w:p>
+        </w:tc>
+        <w:tc>
+          <w:tcPr/>
+          <w:p>
+            <w:pPr>
+              <w:pStyle w:val="Compact"/>
+              <w:jc w:val="left"/>
+            </w:pPr>
+            <w:r>
+              <w:t xml:space="preserve">TIMERS §7.2</w:t>
+            </w:r>
+          </w:p>
+        </w:tc>
+      </w:tr>
+      <w:tr>
+        <w:tc>
+          <w:tcPr/>
+          <w:p>
+            <w:pPr>
+              <w:pStyle w:val="Compact"/>
+              <w:jc w:val="left"/>
+            </w:pPr>
+            <w:r>
+              <w:t xml:space="preserve">F-4</w:t>
+            </w:r>
+          </w:p>
+        </w:tc>
+        <w:tc>
+          <w:tcPr/>
+          <w:p>
+            <w:pPr>
+              <w:pStyle w:val="Compact"/>
+              <w:jc w:val="left"/>
+            </w:pPr>
+            <w:r>
+              <w:t xml:space="preserve">Clear a peripheral's condition before</w:t>
+            </w:r>
+            <w:r>
+              <w:t xml:space="preserve"> </w:t>
+            </w:r>
+            <w:r>
+              <w:rPr>
+                <w:rStyle w:val="VerbatimChar"/>
+              </w:rPr>
+              <w:t xml:space="preserve">mret</w:t>
+            </w:r>
+            <w:r>
+              <w:t xml:space="preserve">.</w:t>
+            </w:r>
+          </w:p>
+        </w:tc>
+        <w:tc>
+          <w:tcPr/>
+          <w:p>
+            <w:pPr>
+              <w:pStyle w:val="Compact"/>
+              <w:jc w:val="left"/>
+            </w:pPr>
+            <w:r>
+              <w:t xml:space="preserve">CLIC §7.2</w:t>
+            </w:r>
+          </w:p>
+        </w:tc>
+      </w:tr>
+      <w:tr>
+        <w:tc>
+          <w:tcPr/>
+          <w:p>
+            <w:pPr>
+              <w:pStyle w:val="Compact"/>
+              <w:jc w:val="left"/>
+            </w:pPr>
+            <w:r>
+              <w:t xml:space="preserve">F-5</w:t>
+            </w:r>
+          </w:p>
+        </w:tc>
+        <w:tc>
+          <w:tcPr/>
+          <w:p>
+            <w:pPr>
+              <w:pStyle w:val="Compact"/>
+              <w:jc w:val="left"/>
+            </w:pPr>
+            <w:r>
+              <w:t xml:space="preserve">Scale DSU operands into Q1.15; the hardware does not check.</w:t>
+            </w:r>
+          </w:p>
+        </w:tc>
+        <w:tc>
+          <w:tcPr/>
+          <w:p>
+            <w:pPr>
+              <w:pStyle w:val="Compact"/>
+              <w:jc w:val="left"/>
+            </w:pPr>
+            <w:r>
+              <w:t xml:space="preserve">DSU §6.2</w:t>
+            </w:r>
+          </w:p>
+        </w:tc>
+      </w:tr>
+      <w:tr>
+        <w:tc>
+          <w:tcPr/>
+          <w:p>
+            <w:pPr>
+              <w:pStyle w:val="Compact"/>
+              <w:jc w:val="left"/>
+            </w:pPr>
+            <w:r>
+              <w:t xml:space="preserve">F-6</w:t>
+            </w:r>
+          </w:p>
+        </w:tc>
+        <w:tc>
+          <w:tcPr/>
+          <w:p>
+            <w:pPr>
+              <w:pStyle w:val="Compact"/>
+              <w:jc w:val="left"/>
+            </w:pPr>
+            <w:r>
+              <w:t xml:space="preserve">Zero</w:t>
+            </w:r>
+            <w:r>
+              <w:t xml:space="preserve"> </w:t>
+            </w:r>
+            <w:r>
+              <w:rPr>
+                <w:rStyle w:val="VerbatimChar"/>
+              </w:rPr>
+              <w:t xml:space="preserve">.bss</w:t>
+            </w:r>
+            <w:r>
+              <w:t xml:space="preserve"> </w:t>
+            </w:r>
+            <w:r>
+              <w:t xml:space="preserve">in crt0; the bootloader does not.</w:t>
+            </w:r>
+          </w:p>
+        </w:tc>
+        <w:tc>
+          <w:tcPr/>
+          <w:p>
+            <w:pPr>
+              <w:pStyle w:val="Compact"/>
+              <w:jc w:val="left"/>
+            </w:pPr>
+            <w:r>
+              <w:t xml:space="preserve">MEM §7.16</w:t>
+            </w:r>
+          </w:p>
+        </w:tc>
+      </w:tr>
+      <w:tr>
+        <w:tc>
+          <w:tcPr/>
+          <w:p>
+            <w:pPr>
+              <w:pStyle w:val="Compact"/>
+              <w:jc w:val="left"/>
+            </w:pPr>
+            <w:r>
+              <w:t xml:space="preserve">F-7</w:t>
+            </w:r>
+          </w:p>
+        </w:tc>
+        <w:tc>
+          <w:tcPr/>
+          <w:p>
+            <w:pPr>
+              <w:pStyle w:val="Compact"/>
+              <w:jc w:val="left"/>
+            </w:pPr>
+            <w:r>
+              <w:t xml:space="preserve">Enable an interrupt only after configuring its peripheral.</w:t>
+            </w:r>
+          </w:p>
+        </w:tc>
+        <w:tc>
+          <w:tcPr/>
+          <w:p>
+            <w:pPr>
+              <w:pStyle w:val="Compact"/>
+              <w:jc w:val="left"/>
+            </w:pPr>
+            <w:r>
+              <w:t xml:space="preserve">CLIC §6.2</w:t>
+            </w:r>
+          </w:p>
+        </w:tc>
+      </w:tr>
+      <w:tr>
+        <w:tc>
+          <w:tcPr/>
+          <w:p>
+            <w:pPr>
+              <w:pStyle w:val="Compact"/>
+              <w:jc w:val="left"/>
+            </w:pPr>
+            <w:r>
+              <w:t xml:space="preserve">F-8</w:t>
+            </w:r>
+          </w:p>
+        </w:tc>
+        <w:tc>
+          <w:tcPr/>
+          <w:p>
+            <w:pPr>
+              <w:pStyle w:val="Compact"/>
+              <w:jc w:val="left"/>
+            </w:pPr>
+            <w:r>
+              <w:t xml:space="preserve">Dump GPRs,</w:t>
+            </w:r>
+            <w:r>
+              <w:t xml:space="preserve"> </w:t>
+            </w:r>
+            <w:r>
+              <w:rPr>
+                <w:rStyle w:val="VerbatimChar"/>
+              </w:rPr>
+              <w:t xml:space="preserve">mepc</w:t>
+            </w:r>
+            <w:r>
+              <w:t xml:space="preserve">,</w:t>
+            </w:r>
+            <w:r>
+              <w:t xml:space="preserve"> </w:t>
+            </w:r>
+            <w:r>
+              <w:rPr>
+                <w:rStyle w:val="VerbatimChar"/>
+              </w:rPr>
+              <w:t xml:space="preserve">mcause</w:t>
+            </w:r>
+            <w:r>
+              <w:t xml:space="preserve">,</w:t>
+            </w:r>
+            <w:r>
+              <w:t xml:space="preserve"> </w:t>
+            </w:r>
+            <w:r>
+              <w:rPr>
+                <w:rStyle w:val="VerbatimChar"/>
+              </w:rPr>
+              <w:t xml:space="preserve">mtval</w:t>
+            </w:r>
+            <w:r>
+              <w:t xml:space="preserve"> </w:t>
+            </w:r>
+            <w:r>
+              <w:t xml:space="preserve">to a fixed DSRAM struct in the trap handler —</w:t>
+            </w:r>
+            <w:r>
+              <w:t xml:space="preserve"> </w:t>
+            </w:r>
+            <w:r>
+              <w:rPr>
+                <w:bCs/>
+                <w:b/>
+              </w:rPr>
+              <w:t xml:space="preserve">from day one.</w:t>
+            </w:r>
+            <w:r>
+              <w:t xml:space="preserve"> </w:t>
+            </w:r>
+            <w:r>
+              <w:t xml:space="preserve">With SBA-only debug this is the only way to see register state.</w:t>
+            </w:r>
+          </w:p>
+        </w:tc>
+        <w:tc>
+          <w:tcPr/>
+          <w:p>
+            <w:pPr>
+              <w:pStyle w:val="Compact"/>
+              <w:jc w:val="left"/>
+            </w:pPr>
+            <w:r>
+              <w:t xml:space="preserve">DEBUG §7.11</w:t>
+            </w:r>
+          </w:p>
+        </w:tc>
+      </w:tr>
+      <w:tr>
+        <w:tc>
+          <w:tcPr/>
+          <w:p>
+            <w:pPr>
+              <w:pStyle w:val="Compact"/>
+              <w:jc w:val="left"/>
+            </w:pPr>
+            <w:r>
+              <w:t xml:space="preserve">F-9</w:t>
+            </w:r>
+          </w:p>
+        </w:tc>
+        <w:tc>
+          <w:tcPr/>
+          <w:p>
+            <w:pPr>
+              <w:pStyle w:val="Compact"/>
+              <w:jc w:val="left"/>
+            </w:pPr>
+            <w:r>
+              <w:t xml:space="preserve">Break large M2M DMA transfers into chunks; the DMA is the highest-priority master and has no rate limiting.</w:t>
+            </w:r>
+          </w:p>
+        </w:tc>
+        <w:tc>
+          <w:tcPr/>
+          <w:p>
+            <w:pPr>
+              <w:pStyle w:val="Compact"/>
+              <w:jc w:val="left"/>
+            </w:pPr>
+            <w:r>
+              <w:t xml:space="preserve">DMA §7.6</w:t>
+            </w:r>
+          </w:p>
+        </w:tc>
+      </w:tr>
+      <w:tr>
+        <w:tc>
+          <w:tcPr/>
+          <w:p>
+            <w:pPr>
+              <w:pStyle w:val="Compact"/>
+              <w:jc w:val="left"/>
+            </w:pPr>
+            <w:r>
+              <w:t xml:space="preserve">F-10</w:t>
+            </w:r>
+          </w:p>
+        </w:tc>
+        <w:tc>
+          <w:tcPr/>
+          <w:p>
+            <w:pPr>
+              <w:pStyle w:val="Compact"/>
+              <w:jc w:val="left"/>
+            </w:pPr>
+            <w:r>
+              <w:t xml:space="preserve">Once</w:t>
+            </w:r>
+            <w:r>
+              <w:t xml:space="preserve"> </w:t>
+            </w:r>
+            <w:r>
+              <w:rPr>
+                <w:rStyle w:val="VerbatimChar"/>
+              </w:rPr>
+              <w:t xml:space="preserve">WDTCTL.EN</w:t>
+            </w:r>
+            <w:r>
+              <w:t xml:space="preserve"> </w:t>
+            </w:r>
+            <w:r>
+              <w:t xml:space="preserve">is set it cannot be cleared. Kick forever.</w:t>
+            </w:r>
+          </w:p>
+        </w:tc>
+        <w:tc>
+          <w:tcPr/>
+          <w:p>
+            <w:pPr>
+              <w:pStyle w:val="Compact"/>
+              <w:jc w:val="left"/>
+            </w:pPr>
+            <w:r>
+              <w:t xml:space="preserve">TIMERS §6.2</w:t>
+            </w:r>
+          </w:p>
+        </w:tc>
+      </w:tr>
+      <w:tr>
+        <w:tc>
+          <w:tcPr/>
+          <w:p>
+            <w:pPr>
+              <w:pStyle w:val="Compact"/>
+              <w:jc w:val="left"/>
+            </w:pPr>
+            <w:r>
+              <w:t xml:space="preserve">F-11</w:t>
+            </w:r>
+          </w:p>
+        </w:tc>
+        <w:tc>
+          <w:tcPr/>
+          <w:p>
+            <w:pPr>
+              <w:pStyle w:val="Compact"/>
+              <w:jc w:val="left"/>
+            </w:pPr>
+            <w:r>
+              <w:t xml:space="preserve">Measure the loop duty cycle with</w:t>
+            </w:r>
+            <w:r>
+              <w:t xml:space="preserve"> </w:t>
+            </w:r>
+            <w:r>
+              <w:rPr>
+                <w:rStyle w:val="VerbatimChar"/>
+              </w:rPr>
+              <w:t xml:space="preserve">mcycle</w:t>
+            </w:r>
+            <w:r>
+              <w:t xml:space="preserve"> </w:t>
+            </w:r>
+            <w:r>
+              <w:t xml:space="preserve">and</w:t>
+            </w:r>
+            <w:r>
+              <w:t xml:space="preserve"> </w:t>
+            </w:r>
+            <w:r>
+              <w:rPr>
+                <w:rStyle w:val="VerbatimChar"/>
+              </w:rPr>
+              <w:t xml:space="preserve">mtime</w:t>
+            </w:r>
+            <w:r>
+              <w:t xml:space="preserve">. No document asserts a figure.</w:t>
+            </w:r>
+          </w:p>
+        </w:tc>
+        <w:tc>
+          <w:tcPr/>
+          <w:p>
+            <w:pPr>
+              <w:pStyle w:val="Compact"/>
+              <w:jc w:val="left"/>
+            </w:pPr>
+            <w:r>
+              <w:t xml:space="preserve">CORE §6.2</w:t>
             </w:r>
           </w:p>
         </w:tc>
@@ -8840,6 +8271,579 @@
           <w:bCs/>
           <w:b/>
         </w:rPr>
+        <w:t xml:space="preserve">[N-5.6]</w:t>
+      </w:r>
+      <w:r>
+        <w:t xml:space="preserve"> </w:t>
+      </w:r>
+      <w:r>
+        <w:t xml:space="preserve">F-8 is the one that will hurt most if skipped, and the moment it is needed is the</w:t>
+      </w:r>
+      <w:r>
+        <w:t xml:space="preserve"> </w:t>
+      </w:r>
+      <w:r>
+        <w:t xml:space="preserve">moment it is too late to add.</w:t>
+      </w:r>
+    </w:p>
+    <w:bookmarkEnd w:id="39"/>
+    <w:bookmarkStart w:id="40" w:name="X1a0ab9ea24c1b691144285f2f8dbe81fde80479"/>
+    <w:p>
+      <w:pPr>
+        <w:pStyle w:val="Heading3"/>
+      </w:pPr>
+      <w:r>
+        <w:t xml:space="preserve">5.4 Linker</w:t>
+      </w:r>
+    </w:p>
+    <w:tbl>
+      <w:tblPr>
+        <w:tblStyle w:val="Table"/>
+        <w:tblW w:type="auto" w:w="0"/>
+        <w:tblLook w:firstRow="1" w:lastRow="0" w:firstColumn="0" w:lastColumn="0" w:noHBand="0" w:noVBand="0" w:val="0020"/>
+        <w:jc w:val="start"/>
+      </w:tblPr>
+      <w:tblGrid>
+        <w:gridCol w:w="2640"/>
+        <w:gridCol w:w="2640"/>
+        <w:gridCol w:w="2640"/>
+      </w:tblGrid>
+      <w:tr>
+        <w:trPr>
+          <w:tblHeader w:val="true"/>
+        </w:trPr>
+        <w:tc>
+          <w:tcPr/>
+          <w:p>
+            <w:pPr>
+              <w:pStyle w:val="Compact"/>
+              <w:jc w:val="left"/>
+            </w:pPr>
+            <w:r>
+              <w:t xml:space="preserve">Section</w:t>
+            </w:r>
+          </w:p>
+        </w:tc>
+        <w:tc>
+          <w:tcPr/>
+          <w:p>
+            <w:pPr>
+              <w:pStyle w:val="Compact"/>
+              <w:jc w:val="left"/>
+            </w:pPr>
+            <w:r>
+              <w:t xml:space="preserve">VMA</w:t>
+            </w:r>
+          </w:p>
+        </w:tc>
+        <w:tc>
+          <w:tcPr/>
+          <w:p>
+            <w:pPr>
+              <w:pStyle w:val="Compact"/>
+              <w:jc w:val="left"/>
+            </w:pPr>
+            <w:r>
+              <w:t xml:space="preserve">LMA</w:t>
+            </w:r>
+          </w:p>
+        </w:tc>
+      </w:tr>
+      <w:tr>
+        <w:tc>
+          <w:tcPr/>
+          <w:p>
+            <w:pPr>
+              <w:pStyle w:val="Compact"/>
+              <w:jc w:val="left"/>
+            </w:pPr>
+            <w:r>
+              <w:rPr>
+                <w:rStyle w:val="VerbatimChar"/>
+              </w:rPr>
+              <w:t xml:space="preserve">.text</w:t>
+            </w:r>
+            <w:r>
+              <w:t xml:space="preserve">,</w:t>
+            </w:r>
+            <w:r>
+              <w:t xml:space="preserve"> </w:t>
+            </w:r>
+            <w:r>
+              <w:rPr>
+                <w:rStyle w:val="VerbatimChar"/>
+              </w:rPr>
+              <w:t xml:space="preserve">.rodata</w:t>
+            </w:r>
+          </w:p>
+        </w:tc>
+        <w:tc>
+          <w:tcPr/>
+          <w:p>
+            <w:pPr>
+              <w:pStyle w:val="Compact"/>
+              <w:jc w:val="left"/>
+            </w:pPr>
+            <w:r>
+              <w:t xml:space="preserve">ISRAM</w:t>
+            </w:r>
+          </w:p>
+        </w:tc>
+        <w:tc>
+          <w:tcPr/>
+          <w:p>
+            <w:pPr>
+              <w:pStyle w:val="Compact"/>
+              <w:jc w:val="left"/>
+            </w:pPr>
+            <w:r>
+              <w:t xml:space="preserve">flash + 0x20</w:t>
+            </w:r>
+          </w:p>
+        </w:tc>
+      </w:tr>
+      <w:tr>
+        <w:tc>
+          <w:tcPr/>
+          <w:p>
+            <w:pPr>
+              <w:pStyle w:val="Compact"/>
+              <w:jc w:val="left"/>
+            </w:pPr>
+            <w:r>
+              <w:rPr>
+                <w:rStyle w:val="VerbatimChar"/>
+              </w:rPr>
+              <w:t xml:space="preserve">.data</w:t>
+            </w:r>
+          </w:p>
+        </w:tc>
+        <w:tc>
+          <w:tcPr/>
+          <w:p>
+            <w:pPr>
+              <w:pStyle w:val="Compact"/>
+              <w:jc w:val="left"/>
+            </w:pPr>
+            <w:r>
+              <w:t xml:space="preserve">DSRAM</w:t>
+            </w:r>
+          </w:p>
+        </w:tc>
+        <w:tc>
+          <w:tcPr/>
+          <w:p>
+            <w:pPr>
+              <w:pStyle w:val="Compact"/>
+              <w:jc w:val="left"/>
+            </w:pPr>
+            <w:r>
+              <w:t xml:space="preserve">flash, after the text image</w:t>
+            </w:r>
+          </w:p>
+        </w:tc>
+      </w:tr>
+      <w:tr>
+        <w:tc>
+          <w:tcPr/>
+          <w:p>
+            <w:pPr>
+              <w:pStyle w:val="Compact"/>
+              <w:jc w:val="left"/>
+            </w:pPr>
+            <w:r>
+              <w:rPr>
+                <w:rStyle w:val="VerbatimChar"/>
+              </w:rPr>
+              <w:t xml:space="preserve">.bss</w:t>
+            </w:r>
+          </w:p>
+        </w:tc>
+        <w:tc>
+          <w:tcPr/>
+          <w:p>
+            <w:pPr>
+              <w:pStyle w:val="Compact"/>
+              <w:jc w:val="left"/>
+            </w:pPr>
+            <w:r>
+              <w:t xml:space="preserve">DSRAM, after</w:t>
+            </w:r>
+            <w:r>
+              <w:t xml:space="preserve"> </w:t>
+            </w:r>
+            <w:r>
+              <w:rPr>
+                <w:rStyle w:val="VerbatimChar"/>
+              </w:rPr>
+              <w:t xml:space="preserve">.data</w:t>
+            </w:r>
+          </w:p>
+        </w:tc>
+        <w:tc>
+          <w:tcPr/>
+          <w:p>
+            <w:pPr>
+              <w:pStyle w:val="Compact"/>
+              <w:jc w:val="left"/>
+            </w:pPr>
+            <w:r>
+              <w:t xml:space="preserve">—</w:t>
+            </w:r>
+          </w:p>
+        </w:tc>
+      </w:tr>
+      <w:tr>
+        <w:tc>
+          <w:tcPr/>
+          <w:p>
+            <w:pPr>
+              <w:pStyle w:val="Compact"/>
+              <w:jc w:val="left"/>
+            </w:pPr>
+            <w:r>
+              <w:t xml:space="preserve">stack</w:t>
+            </w:r>
+          </w:p>
+        </w:tc>
+        <w:tc>
+          <w:tcPr/>
+          <w:p>
+            <w:pPr>
+              <w:pStyle w:val="Compact"/>
+              <w:jc w:val="left"/>
+            </w:pPr>
+            <w:r>
+              <w:t xml:space="preserve">top of DSRAM, growing down</w:t>
+            </w:r>
+          </w:p>
+        </w:tc>
+        <w:tc>
+          <w:tcPr/>
+          <w:p>
+            <w:pPr>
+              <w:pStyle w:val="Compact"/>
+              <w:jc w:val="left"/>
+            </w:pPr>
+            <w:r>
+              <w:t xml:space="preserve">—</w:t>
+            </w:r>
+          </w:p>
+        </w:tc>
+      </w:tr>
+    </w:tbl>
+    <w:p>
+      <w:pPr>
+        <w:pStyle w:val="BodyText"/>
+      </w:pPr>
+      <w:r>
+        <w:rPr>
+          <w:bCs/>
+          <w:b/>
+        </w:rPr>
+        <w:t xml:space="preserve">[N-5.7]</w:t>
+      </w:r>
+      <w:r>
+        <w:t xml:space="preserve"> </w:t>
+      </w:r>
+      <w:r>
+        <w:rPr>
+          <w:rStyle w:val="VerbatimChar"/>
+        </w:rPr>
+        <w:t xml:space="preserve">.rodata</w:t>
+      </w:r>
+      <w:r>
+        <w:t xml:space="preserve"> </w:t>
+      </w:r>
+      <w:r>
+        <w:t xml:space="preserve">lives in ISRAM and is read by the data port. This is possible because</w:t>
+      </w:r>
+      <w:r>
+        <w:t xml:space="preserve"> </w:t>
+      </w:r>
+      <w:r>
+        <w:t xml:space="preserve">every master reaches every slave (ADR-0005); the withdrawn multi-layer proposal would have</w:t>
+      </w:r>
+      <w:r>
+        <w:t xml:space="preserve"> </w:t>
+      </w:r>
+      <w:r>
+        <w:t xml:space="preserve">made it impossible.</w:t>
+      </w:r>
+    </w:p>
+    <w:p>
+      <w:r>
+        <w:pict>
+          <v:rect style="width:0;height:1.5pt" o:hralign="center" o:hrstd="t" o:hr="t"/>
+        </w:pict>
+      </w:r>
+    </w:p>
+    <w:bookmarkEnd w:id="40"/>
+    <w:bookmarkEnd w:id="41"/>
+    <w:bookmarkStart w:id="42" w:name="X89c06cc55ad9309246e21f4e2da9548e180343c"/>
+    <w:p>
+      <w:pPr>
+        <w:pStyle w:val="Heading2"/>
+      </w:pPr>
+      <w:r>
+        <w:t xml:space="preserve">6 Power</w:t>
+      </w:r>
+    </w:p>
+    <w:p>
+      <w:pPr>
+        <w:pStyle w:val="FirstParagraph"/>
+      </w:pPr>
+      <w:r>
+        <w:rPr>
+          <w:bCs/>
+          <w:b/>
+        </w:rPr>
+        <w:t xml:space="preserve">[N-6.1]</w:t>
+      </w:r>
+      <w:r>
+        <w:t xml:space="preserve"> </w:t>
+      </w:r>
+      <w:r>
+        <w:t xml:space="preserve">One mechanism — stop the clock when nothing is happening — at three levels.</w:t>
+      </w:r>
+    </w:p>
+    <w:tbl>
+      <w:tblPr>
+        <w:tblStyle w:val="Table"/>
+        <w:tblW w:type="auto" w:w="0"/>
+        <w:tblLook w:firstRow="1" w:lastRow="0" w:firstColumn="0" w:lastColumn="0" w:noHBand="0" w:noVBand="0" w:val="0020"/>
+        <w:jc w:val="start"/>
+      </w:tblPr>
+      <w:tblGrid>
+        <w:gridCol w:w="2640"/>
+        <w:gridCol w:w="2640"/>
+        <w:gridCol w:w="2640"/>
+      </w:tblGrid>
+      <w:tr>
+        <w:trPr>
+          <w:tblHeader w:val="true"/>
+        </w:trPr>
+        <w:tc>
+          <w:tcPr/>
+          <w:p>
+            <w:pPr>
+              <w:pStyle w:val="Compact"/>
+              <w:jc w:val="left"/>
+            </w:pPr>
+            <w:r>
+              <w:t xml:space="preserve">Level</w:t>
+            </w:r>
+          </w:p>
+        </w:tc>
+        <w:tc>
+          <w:tcPr/>
+          <w:p>
+            <w:pPr>
+              <w:pStyle w:val="Compact"/>
+              <w:jc w:val="left"/>
+            </w:pPr>
+            <w:r>
+              <w:t xml:space="preserve">Mechanism</w:t>
+            </w:r>
+          </w:p>
+        </w:tc>
+        <w:tc>
+          <w:tcPr/>
+          <w:p>
+            <w:pPr>
+              <w:pStyle w:val="Compact"/>
+              <w:jc w:val="left"/>
+            </w:pPr>
+            <w:r>
+              <w:t xml:space="preserve">Covers</w:t>
+            </w:r>
+          </w:p>
+        </w:tc>
+      </w:tr>
+      <w:tr>
+        <w:tc>
+          <w:tcPr/>
+          <w:p>
+            <w:pPr>
+              <w:pStyle w:val="Compact"/>
+              <w:jc w:val="left"/>
+            </w:pPr>
+            <w:r>
+              <w:t xml:space="preserve">1</w:t>
+            </w:r>
+          </w:p>
+        </w:tc>
+        <w:tc>
+          <w:tcPr/>
+          <w:p>
+            <w:pPr>
+              <w:pStyle w:val="Compact"/>
+              <w:jc w:val="left"/>
+            </w:pPr>
+            <w:r>
+              <w:t xml:space="preserve">WFI root gate on core + DSU, enabled by</w:t>
+            </w:r>
+            <w:r>
+              <w:t xml:space="preserve"> </w:t>
+            </w:r>
+            <w:r>
+              <w:rPr>
+                <w:rStyle w:val="VerbatimChar"/>
+              </w:rPr>
+              <w:t xml:space="preserve">pipe_ctrl.quiescent</w:t>
+            </w:r>
+          </w:p>
+        </w:tc>
+        <w:tc>
+          <w:tcPr/>
+          <w:p>
+            <w:pPr>
+              <w:pStyle w:val="Compact"/>
+              <w:jc w:val="left"/>
+            </w:pPr>
+            <w:r>
+              <w:t xml:space="preserve">the majority of the chip's flops</w:t>
+            </w:r>
+          </w:p>
+        </w:tc>
+      </w:tr>
+      <w:tr>
+        <w:tc>
+          <w:tcPr/>
+          <w:p>
+            <w:pPr>
+              <w:pStyle w:val="Compact"/>
+              <w:jc w:val="left"/>
+            </w:pPr>
+            <w:r>
+              <w:t xml:space="preserve">2</w:t>
+            </w:r>
+          </w:p>
+        </w:tc>
+        <w:tc>
+          <w:tcPr/>
+          <w:p>
+            <w:pPr>
+              <w:pStyle w:val="Compact"/>
+              <w:jc w:val="left"/>
+            </w:pPr>
+            <w:r>
+              <w:t xml:space="preserve">Per-block gates:</w:t>
+            </w:r>
+            <w:r>
+              <w:t xml:space="preserve"> </w:t>
+            </w:r>
+            <w:r>
+              <w:rPr>
+                <w:rStyle w:val="VerbatimChar"/>
+              </w:rPr>
+              <w:t xml:space="preserve">dsu_idle</w:t>
+            </w:r>
+            <w:r>
+              <w:t xml:space="preserve">, DMA per-channel</w:t>
+            </w:r>
+            <w:r>
+              <w:t xml:space="preserve"> </w:t>
+            </w:r>
+            <w:r>
+              <w:rPr>
+                <w:rStyle w:val="VerbatimChar"/>
+              </w:rPr>
+              <w:t xml:space="preserve">EN</w:t>
+            </w:r>
+            <w:r>
+              <w:t xml:space="preserve">, per-window</w:t>
+            </w:r>
+            <w:r>
+              <w:t xml:space="preserve"> </w:t>
+            </w:r>
+            <w:r>
+              <w:rPr>
+                <w:rStyle w:val="VerbatimChar"/>
+              </w:rPr>
+              <w:t xml:space="preserve">PSEL</w:t>
+            </w:r>
+          </w:p>
+        </w:tc>
+        <w:tc>
+          <w:tcPr/>
+          <w:p>
+            <w:pPr>
+              <w:pStyle w:val="Compact"/>
+              <w:jc w:val="left"/>
+            </w:pPr>
+            <w:r>
+              <w:t xml:space="preserve">most of the rest</w:t>
+            </w:r>
+          </w:p>
+        </w:tc>
+      </w:tr>
+      <w:tr>
+        <w:tc>
+          <w:tcPr/>
+          <w:p>
+            <w:pPr>
+              <w:pStyle w:val="Compact"/>
+              <w:jc w:val="left"/>
+            </w:pPr>
+            <w:r>
+              <w:t xml:space="preserve">3</w:t>
+            </w:r>
+          </w:p>
+        </w:tc>
+        <w:tc>
+          <w:tcPr/>
+          <w:p>
+            <w:pPr>
+              <w:pStyle w:val="Compact"/>
+              <w:jc w:val="left"/>
+            </w:pPr>
+            <w:r>
+              <w:rPr>
+                <w:rStyle w:val="VerbatimChar"/>
+              </w:rPr>
+              <w:t xml:space="preserve">pclk</w:t>
+            </w:r>
+            <w:r>
+              <w:t xml:space="preserve"> </w:t>
+            </w:r>
+            <w:r>
+              <w:t xml:space="preserve">at half</w:t>
+            </w:r>
+            <w:r>
+              <w:t xml:space="preserve"> </w:t>
+            </w:r>
+            <w:r>
+              <w:rPr>
+                <w:rStyle w:val="VerbatimChar"/>
+              </w:rPr>
+              <w:t xml:space="preserve">hclk</w:t>
+            </w:r>
+          </w:p>
+        </w:tc>
+        <w:tc>
+          <w:tcPr/>
+          <w:p>
+            <w:pPr>
+              <w:pStyle w:val="Compact"/>
+              <w:jc w:val="left"/>
+            </w:pPr>
+            <w:r>
+              <w:t xml:space="preserve">the entire peripheral clock tree and every peripheral flop</w:t>
+            </w:r>
+          </w:p>
+        </w:tc>
+      </w:tr>
+    </w:tbl>
+    <w:p>
+      <w:pPr>
+        <w:pStyle w:val="BodyText"/>
+      </w:pPr>
+      <w:r>
+        <w:rPr>
+          <w:bCs/>
+          <w:b/>
+        </w:rPr>
         <w:t xml:space="preserve">[N-6.2]</w:t>
       </w:r>
       <w:r>
@@ -8948,7 +8952,7 @@
         <w:t xml:space="preserve">mtime</w:t>
       </w:r>
       <w:r>
-        <w:t xml:space="preserve">, the watchdog, the CLIC’s selection logic (it must be</w:t>
+        <w:t xml:space="preserve">, the watchdog, the CLIC's selection logic (it must be</w:t>
       </w:r>
       <w:r>
         <w:t xml:space="preserve"> </w:t>
@@ -8987,7 +8991,7 @@
         <w:t xml:space="preserve"> </w:t>
       </w:r>
       <w:r>
-        <w:t xml:space="preserve">The chip’s power is a rounding error against the motors. The reason to do this is</w:t>
+        <w:t xml:space="preserve">The chip's power is a rounding error against the motors. The reason to do this is</w:t>
       </w:r>
       <w:r>
         <w:t xml:space="preserve"> </w:t>
@@ -9010,7 +9014,7 @@
       </w:r>
     </w:p>
     <w:bookmarkEnd w:id="42"/>
-    <w:bookmarkStart w:id="43" w:name="debug"/>
+    <w:bookmarkStart w:id="43" w:name="X56d896242b507c90d6135a179661dca06e21915"/>
     <w:p>
       <w:pPr>
         <w:pStyle w:val="Heading2"/>
@@ -9190,13 +9194,13 @@
         <w:t xml:space="preserve"> </w:t>
       </w:r>
       <w:r>
-        <w:t xml:space="preserve">honest weakest point in the chip’s bring-up story, and it exists because the alternative was</w:t>
+        <w:t xml:space="preserve">honest weakest point in the chip's bring-up story, and it exists because the alternative was</w:t>
       </w:r>
       <w:r>
         <w:t xml:space="preserve"> </w:t>
       </w:r>
       <w:r>
-        <w:t xml:space="preserve">adding a fourth pipeline control mode to the core’s hold/flush logic — the source of 4 of its</w:t>
+        <w:t xml:space="preserve">adding a fourth pipeline control mode to the core's hold/flush logic — the source of 4 of its</w:t>
       </w:r>
       <w:r>
         <w:t xml:space="preserve"> </w:t>
@@ -9295,7 +9299,7 @@
         <w:t xml:space="preserve"> </w:t>
       </w:r>
       <w:r>
-        <w:t xml:space="preserve">sequence as a fifth hold source, extending the core’s §7.23 matrix. SBA remains the load path.</w:t>
+        <w:t xml:space="preserve">sequence as a fifth hold source, extending the core's §7.23 matrix. SBA remains the load path.</w:t>
       </w:r>
     </w:p>
     <w:p>
@@ -9306,7 +9310,7 @@
       </w:r>
     </w:p>
     <w:bookmarkEnd w:id="43"/>
-    <w:bookmarkStart w:id="44" w:name="development-loop"/>
+    <w:bookmarkStart w:id="44" w:name="Xa27afad5c20b8cdac1ad850d42a9dd6b3ebff8a"/>
     <w:p>
       <w:pPr>
         <w:pStyle w:val="Heading2"/>
@@ -9427,7 +9431,7 @@
       </w:r>
     </w:p>
     <w:bookmarkEnd w:id="44"/>
-    <w:bookmarkStart w:id="49" w:name="implementation-status"/>
+    <w:bookmarkStart w:id="49" w:name="X431d35d8e86d8def10ce2465979c46a8c3b7bb5"/>
     <w:p>
       <w:pPr>
         <w:pStyle w:val="Heading2"/>
@@ -9436,7 +9440,7 @@
         <w:t xml:space="preserve">9 Implementation status</w:t>
       </w:r>
     </w:p>
-    <w:bookmarkStart w:id="45" w:name="rtl"/>
+    <w:bookmarkStart w:id="45" w:name="X78065289a7e72665807e843d5730401610f7bb2"/>
     <w:p>
       <w:pPr>
         <w:pStyle w:val="Heading3"/>
@@ -9448,7 +9452,7 @@
     <w:tbl>
       <w:tblPr>
         <w:tblStyle w:val="Table"/>
-        <w:tblW w:type="pct" w:w="5000"/>
+        <w:tblW w:type="auto" w:w="0"/>
         <w:tblLook w:firstRow="1" w:lastRow="0" w:firstColumn="0" w:lastColumn="0" w:noHBand="0" w:noVBand="0" w:val="0020"/>
         <w:jc w:val="start"/>
       </w:tblPr>
@@ -9494,7 +9498,7 @@
               <w:jc w:val="left"/>
             </w:pPr>
             <w:r>
-              <w:t xml:space="preserve">core (1), dsu (2) — 63/63 lockstep vs. Spike, 27 errata fixed</w:t>
+              <w:t xml:space="preserve">core (1), dsu (2) — 63/63 lockstep vs. Spike, 27 errata fixed</w:t>
             </w:r>
           </w:p>
         </w:tc>
@@ -9609,7 +9613,7 @@
       </w:tr>
     </w:tbl>
     <w:bookmarkEnd w:id="45"/>
-    <w:bookmarkStart w:id="46" w:name="rtl-deltas-on-what-exists"/>
+    <w:bookmarkStart w:id="46" w:name="Xb1d2085de1df1fac9382f20b1e17e2327f14471"/>
     <w:p>
       <w:pPr>
         <w:pStyle w:val="Heading3"/>
@@ -9621,7 +9625,7 @@
     <w:tbl>
       <w:tblPr>
         <w:tblStyle w:val="Table"/>
-        <w:tblW w:type="pct" w:w="5000"/>
+        <w:tblW w:type="auto" w:w="0"/>
         <w:tblLook w:firstRow="1" w:lastRow="0" w:firstColumn="0" w:lastColumn="0" w:noHBand="0" w:noVBand="0" w:val="0020"/>
         <w:jc w:val="start"/>
       </w:tblPr>
@@ -9729,7 +9733,7 @@
               <w:t xml:space="preserve"> </w:t>
             </w:r>
             <w:r>
-              <w:t xml:space="preserve">from the DMA’s core logic; config port stays on</w:t>
+              <w:t xml:space="preserve">from the DMA's core logic; config port stays on</w:t>
             </w:r>
             <w:r>
               <w:t xml:space="preserve"> </w:t>
@@ -10457,7 +10461,7 @@
       </w:r>
     </w:p>
     <w:bookmarkEnd w:id="46"/>
-    <w:bookmarkStart w:id="47" w:name="build-order"/>
+    <w:bookmarkStart w:id="47" w:name="X1bf757665c685be9aaa6de89f7642741129a026"/>
     <w:p>
       <w:pPr>
         <w:pStyle w:val="Heading3"/>
@@ -10469,7 +10473,7 @@
     <w:tbl>
       <w:tblPr>
         <w:tblStyle w:val="Table"/>
-        <w:tblW w:type="pct" w:w="5000"/>
+        <w:tblW w:type="auto" w:w="0"/>
         <w:tblLook w:firstRow="1" w:lastRow="0" w:firstColumn="0" w:lastColumn="0" w:noHBand="0" w:noVBand="0" w:val="0020"/>
         <w:jc w:val="start"/>
       </w:tblPr>
@@ -10768,7 +10772,7 @@
       </w:tr>
     </w:tbl>
     <w:bookmarkEnd w:id="47"/>
-    <w:bookmarkStart w:id="48" w:name="the-three-tests-that-matter-most"/>
+    <w:bookmarkStart w:id="48" w:name="Xe187dfba745a8dcbdfc0ce78022f3e5f1b8f3ed"/>
     <w:p>
       <w:pPr>
         <w:pStyle w:val="Heading3"/>
@@ -10798,7 +10802,7 @@
     <w:tbl>
       <w:tblPr>
         <w:tblStyle w:val="Table"/>
-        <w:tblW w:type="pct" w:w="5000"/>
+        <w:tblW w:type="auto" w:w="0"/>
         <w:tblLook w:firstRow="1" w:lastRow="0" w:firstColumn="0" w:lastColumn="0" w:noHBand="0" w:noVBand="0" w:val="0020"/>
         <w:jc w:val="start"/>
       </w:tblPr>
@@ -10983,7 +10987,7 @@
     </w:p>
     <w:bookmarkEnd w:id="48"/>
     <w:bookmarkEnd w:id="49"/>
-    <w:bookmarkStart w:id="50" w:name="known-limitations"/>
+    <w:bookmarkStart w:id="50" w:name="Xef9791f166d61a4cfffb7036360ead5f81633ad"/>
     <w:p>
       <w:pPr>
         <w:pStyle w:val="Heading2"/>
@@ -11013,7 +11017,7 @@
     <w:tbl>
       <w:tblPr>
         <w:tblStyle w:val="Table"/>
-        <w:tblW w:type="pct" w:w="5000"/>
+        <w:tblW w:type="auto" w:w="0"/>
         <w:tblLook w:firstRow="1" w:lastRow="0" w:firstColumn="0" w:lastColumn="0" w:noHBand="0" w:noVBand="0" w:val="0020"/>
         <w:jc w:val="start"/>
       </w:tblPr>
@@ -11612,7 +11616,7 @@
       </w:r>
     </w:p>
     <w:bookmarkEnd w:id="50"/>
-    <w:bookmarkStart w:id="51" w:name="open-items"/>
+    <w:bookmarkStart w:id="51" w:name="X965b63d75c4cf03a5c7edf0b660f939ff7d73f3"/>
     <w:p>
       <w:pPr>
         <w:pStyle w:val="Heading2"/>
@@ -11648,7 +11652,7 @@
     <w:tbl>
       <w:tblPr>
         <w:tblStyle w:val="Table"/>
-        <w:tblW w:type="pct" w:w="5000"/>
+        <w:tblW w:type="auto" w:w="0"/>
         <w:tblLook w:firstRow="1" w:lastRow="0" w:firstColumn="0" w:lastColumn="0" w:noHBand="0" w:noVBand="0" w:val="0020"/>
         <w:jc w:val="start"/>
       </w:tblPr>
@@ -11792,19 +11796,7 @@
         <w:t xml:space="preserve"> </w:t>
       </w:r>
       <w:r>
-        <w:t xml:space="preserve">“</w:t>
-      </w:r>
-      <w:r>
-        <w:t xml:space="preserve">Open items — all closed.</w:t>
-      </w:r>
-      <w:r>
-        <w:t xml:space="preserve">”</w:t>
-      </w:r>
-      <w:r>
-        <w:t xml:space="preserve"> </w:t>
-      </w:r>
-      <w:r>
-        <w:t xml:space="preserve">Two remain as tasks</w:t>
+        <w:t xml:space="preserve">"Open items — all closed." Two remain as tasks</w:t>
       </w:r>
       <w:r>
         <w:t xml:space="preserve"> </w:t>
@@ -11837,7 +11829,7 @@
         <w:t xml:space="preserve">u_csa2</w:t>
       </w:r>
       <w:r>
-        <w:t xml:space="preserve">’s width in</w:t>
+        <w:t xml:space="preserve">'s width in</w:t>
       </w:r>
       <w:r>
         <w:t xml:space="preserve"> </w:t>
@@ -11863,7 +11855,7 @@
       </w:r>
     </w:p>
     <w:bookmarkEnd w:id="51"/>
-    <w:bookmarkStart w:id="52" w:name="X696b651dd60a0741329e95a7dfbf2fc8c6420bc"/>
+    <w:bookmarkStart w:id="52" w:name="X808ca561b1136552615f815eb876b2b535d8393"/>
     <w:p>
       <w:pPr>
         <w:pStyle w:val="Heading2"/>
@@ -11905,7 +11897,7 @@
     <w:tbl>
       <w:tblPr>
         <w:tblStyle w:val="Table"/>
-        <w:tblW w:type="pct" w:w="5000"/>
+        <w:tblW w:type="auto" w:w="0"/>
         <w:tblLook w:firstRow="1" w:lastRow="0" w:firstColumn="0" w:lastColumn="0" w:noHBand="0" w:noVBand="0" w:val="0020"/>
         <w:jc w:val="start"/>
       </w:tblPr>
@@ -12200,7 +12192,7 @@
     <w:tbl>
       <w:tblPr>
         <w:tblStyle w:val="Table"/>
-        <w:tblW w:type="pct" w:w="5000"/>
+        <w:tblW w:type="auto" w:w="0"/>
         <w:tblLook w:firstRow="1" w:lastRow="0" w:firstColumn="0" w:lastColumn="0" w:noHBand="0" w:noVBand="0" w:val="0020"/>
         <w:jc w:val="start"/>
       </w:tblPr>
@@ -12304,19 +12296,7 @@
               <w:jc w:val="left"/>
             </w:pPr>
             <w:r>
-              <w:t xml:space="preserve">“</w:t>
-            </w:r>
-            <w:r>
-              <w:t xml:space="preserve">No CDC needed</w:t>
-            </w:r>
-            <w:r>
-              <w:t xml:space="preserve">”</w:t>
-            </w:r>
-            <w:r>
-              <w:t xml:space="preserve"> </w:t>
-            </w:r>
-            <w:r>
-              <w:t xml:space="preserve">alongside a full CDC implementation</w:t>
+              <w:t xml:space="preserve">"No CDC needed" alongside a full CDC implementation</w:t>
             </w:r>
           </w:p>
         </w:tc>
@@ -12416,7 +12396,7 @@
     <w:tbl>
       <w:tblPr>
         <w:tblStyle w:val="Table"/>
-        <w:tblW w:type="pct" w:w="5000"/>
+        <w:tblW w:type="auto" w:w="0"/>
         <w:tblLook w:firstRow="1" w:lastRow="0" w:firstColumn="0" w:lastColumn="0" w:noHBand="0" w:noVBand="0" w:val="0020"/>
         <w:jc w:val="start"/>
       </w:tblPr>
@@ -13286,7 +13266,7 @@
       <w:color w:themeColor="accent1" w:themeShade="BF" w:val="365F91"/>
     </w:rPr>
   </w:style>
-  <w:style w:type="paragraph" w:customStyle="1" w:styleId="SourceCode">
+  <w:style w:customStyle="1" w:styleId="SourceCode" w:type="paragraph">
     <w:name w:val="Source Code"/>
     <w:basedOn w:val="Normal"/>
     <w:link w:val="VerbatimChar"/>
@@ -13294,7 +13274,7 @@
       <w:wordWrap w:val="off"/>
     </w:pPr>
   </w:style>
-  <w:style w:type="character" w:customStyle="1" w:styleId="KeywordTok">
+  <w:style w:customStyle="1" w:styleId="KeywordTok" w:type="character">
     <w:name w:val="KeywordTok"/>
     <w:basedOn w:val="VerbatimChar"/>
     <w:rPr>
@@ -13302,77 +13282,77 @@
       <w:b/>
     </w:rPr>
   </w:style>
-  <w:style w:type="character" w:customStyle="1" w:styleId="DataTypeTok">
+  <w:style w:customStyle="1" w:styleId="DataTypeTok" w:type="character">
     <w:name w:val="DataTypeTok"/>
     <w:basedOn w:val="VerbatimChar"/>
     <w:rPr>
       <w:color w:val="902000"/>
     </w:rPr>
   </w:style>
-  <w:style w:type="character" w:customStyle="1" w:styleId="DecValTok">
+  <w:style w:customStyle="1" w:styleId="DecValTok" w:type="character">
     <w:name w:val="DecValTok"/>
     <w:basedOn w:val="VerbatimChar"/>
     <w:rPr>
       <w:color w:val="40a070"/>
     </w:rPr>
   </w:style>
-  <w:style w:type="character" w:customStyle="1" w:styleId="BaseNTok">
+  <w:style w:customStyle="1" w:styleId="BaseNTok" w:type="character">
     <w:name w:val="BaseNTok"/>
     <w:basedOn w:val="VerbatimChar"/>
     <w:rPr>
       <w:color w:val="40a070"/>
     </w:rPr>
   </w:style>
-  <w:style w:type="character" w:customStyle="1" w:styleId="FloatTok">
+  <w:style w:customStyle="1" w:styleId="FloatTok" w:type="character">
     <w:name w:val="FloatTok"/>
     <w:basedOn w:val="VerbatimChar"/>
     <w:rPr>
       <w:color w:val="40a070"/>
     </w:rPr>
   </w:style>
-  <w:style w:type="character" w:customStyle="1" w:styleId="ConstantTok">
+  <w:style w:customStyle="1" w:styleId="ConstantTok" w:type="character">
     <w:name w:val="ConstantTok"/>
     <w:basedOn w:val="VerbatimChar"/>
     <w:rPr>
       <w:color w:val="880000"/>
     </w:rPr>
   </w:style>
-  <w:style w:type="character" w:customStyle="1" w:styleId="CharTok">
+  <w:style w:customStyle="1" w:styleId="CharTok" w:type="character">
     <w:name w:val="CharTok"/>
     <w:basedOn w:val="VerbatimChar"/>
     <w:rPr>
       <w:color w:val="4070a0"/>
     </w:rPr>
   </w:style>
-  <w:style w:type="character" w:customStyle="1" w:styleId="SpecialCharTok">
+  <w:style w:customStyle="1" w:styleId="SpecialCharTok" w:type="character">
     <w:name w:val="SpecialCharTok"/>
     <w:basedOn w:val="VerbatimChar"/>
     <w:rPr>
       <w:color w:val="4070a0"/>
     </w:rPr>
   </w:style>
-  <w:style w:type="character" w:customStyle="1" w:styleId="StringTok">
+  <w:style w:customStyle="1" w:styleId="StringTok" w:type="character">
     <w:name w:val="StringTok"/>
     <w:basedOn w:val="VerbatimChar"/>
     <w:rPr>
       <w:color w:val="4070a0"/>
     </w:rPr>
   </w:style>
-  <w:style w:type="character" w:customStyle="1" w:styleId="VerbatimStringTok">
+  <w:style w:customStyle="1" w:styleId="VerbatimStringTok" w:type="character">
     <w:name w:val="VerbatimStringTok"/>
     <w:basedOn w:val="VerbatimChar"/>
     <w:rPr>
       <w:color w:val="4070a0"/>
     </w:rPr>
   </w:style>
-  <w:style w:type="character" w:customStyle="1" w:styleId="SpecialStringTok">
+  <w:style w:customStyle="1" w:styleId="SpecialStringTok" w:type="character">
     <w:name w:val="SpecialStringTok"/>
     <w:basedOn w:val="VerbatimChar"/>
     <w:rPr>
       <w:color w:val="bb6688"/>
     </w:rPr>
   </w:style>
-  <w:style w:type="character" w:customStyle="1" w:styleId="ImportTok">
+  <w:style w:customStyle="1" w:styleId="ImportTok" w:type="character">
     <w:name w:val="ImportTok"/>
     <w:basedOn w:val="VerbatimChar"/>
     <w:rPr>
@@ -13380,7 +13360,7 @@
       <w:b/>
     </w:rPr>
   </w:style>
-  <w:style w:type="character" w:customStyle="1" w:styleId="CommentTok">
+  <w:style w:customStyle="1" w:styleId="CommentTok" w:type="character">
     <w:name w:val="CommentTok"/>
     <w:basedOn w:val="VerbatimChar"/>
     <w:rPr>
@@ -13388,7 +13368,7 @@
       <w:i/>
     </w:rPr>
   </w:style>
-  <w:style w:type="character" w:customStyle="1" w:styleId="DocumentationTok">
+  <w:style w:customStyle="1" w:styleId="DocumentationTok" w:type="character">
     <w:name w:val="DocumentationTok"/>
     <w:basedOn w:val="VerbatimChar"/>
     <w:rPr>
@@ -13396,7 +13376,7 @@
       <w:i/>
     </w:rPr>
   </w:style>
-  <w:style w:type="character" w:customStyle="1" w:styleId="AnnotationTok">
+  <w:style w:customStyle="1" w:styleId="AnnotationTok" w:type="character">
     <w:name w:val="AnnotationTok"/>
     <w:basedOn w:val="VerbatimChar"/>
     <w:rPr>
@@ -13405,7 +13385,7 @@
       <w:i/>
     </w:rPr>
   </w:style>
-  <w:style w:type="character" w:customStyle="1" w:styleId="CommentVarTok">
+  <w:style w:customStyle="1" w:styleId="CommentVarTok" w:type="character">
     <w:name w:val="CommentVarTok"/>
     <w:basedOn w:val="VerbatimChar"/>
     <w:rPr>
@@ -13414,28 +13394,28 @@
       <w:i/>
     </w:rPr>
   </w:style>
-  <w:style w:type="character" w:customStyle="1" w:styleId="OtherTok">
+  <w:style w:customStyle="1" w:styleId="OtherTok" w:type="character">
     <w:name w:val="OtherTok"/>
     <w:basedOn w:val="VerbatimChar"/>
     <w:rPr>
       <w:color w:val="007020"/>
     </w:rPr>
   </w:style>
-  <w:style w:type="character" w:customStyle="1" w:styleId="FunctionTok">
+  <w:style w:customStyle="1" w:styleId="FunctionTok" w:type="character">
     <w:name w:val="FunctionTok"/>
     <w:basedOn w:val="VerbatimChar"/>
     <w:rPr>
       <w:color w:val="06287e"/>
     </w:rPr>
   </w:style>
-  <w:style w:type="character" w:customStyle="1" w:styleId="VariableTok">
+  <w:style w:customStyle="1" w:styleId="VariableTok" w:type="character">
     <w:name w:val="VariableTok"/>
     <w:basedOn w:val="VerbatimChar"/>
     <w:rPr>
       <w:color w:val="19177c"/>
     </w:rPr>
   </w:style>
-  <w:style w:type="character" w:customStyle="1" w:styleId="ControlFlowTok">
+  <w:style w:customStyle="1" w:styleId="ControlFlowTok" w:type="character">
     <w:name w:val="ControlFlowTok"/>
     <w:basedOn w:val="VerbatimChar"/>
     <w:rPr>
@@ -13443,45 +13423,45 @@
       <w:b/>
     </w:rPr>
   </w:style>
-  <w:style w:type="character" w:customStyle="1" w:styleId="OperatorTok">
+  <w:style w:customStyle="1" w:styleId="OperatorTok" w:type="character">
     <w:name w:val="OperatorTok"/>
     <w:basedOn w:val="VerbatimChar"/>
     <w:rPr>
       <w:color w:val="666666"/>
     </w:rPr>
   </w:style>
-  <w:style w:type="character" w:customStyle="1" w:styleId="BuiltInTok">
+  <w:style w:customStyle="1" w:styleId="BuiltInTok" w:type="character">
     <w:name w:val="BuiltInTok"/>
     <w:basedOn w:val="VerbatimChar"/>
     <w:rPr>
       <w:color w:val="008000"/>
     </w:rPr>
   </w:style>
-  <w:style w:type="character" w:customStyle="1" w:styleId="ExtensionTok">
+  <w:style w:customStyle="1" w:styleId="ExtensionTok" w:type="character">
     <w:name w:val="ExtensionTok"/>
     <w:basedOn w:val="VerbatimChar"/>
     <w:rPr/>
   </w:style>
-  <w:style w:type="character" w:customStyle="1" w:styleId="PreprocessorTok">
+  <w:style w:customStyle="1" w:styleId="PreprocessorTok" w:type="character">
     <w:name w:val="PreprocessorTok"/>
     <w:basedOn w:val="VerbatimChar"/>
     <w:rPr>
       <w:color w:val="bc7a00"/>
     </w:rPr>
   </w:style>
-  <w:style w:type="character" w:customStyle="1" w:styleId="AttributeTok">
+  <w:style w:customStyle="1" w:styleId="AttributeTok" w:type="character">
     <w:name w:val="AttributeTok"/>
     <w:basedOn w:val="VerbatimChar"/>
     <w:rPr>
       <w:color w:val="7d9029"/>
     </w:rPr>
   </w:style>
-  <w:style w:type="character" w:customStyle="1" w:styleId="RegionMarkerTok">
+  <w:style w:customStyle="1" w:styleId="RegionMarkerTok" w:type="character">
     <w:name w:val="RegionMarkerTok"/>
     <w:basedOn w:val="VerbatimChar"/>
     <w:rPr/>
   </w:style>
-  <w:style w:type="character" w:customStyle="1" w:styleId="InformationTok">
+  <w:style w:customStyle="1" w:styleId="InformationTok" w:type="character">
     <w:name w:val="InformationTok"/>
     <w:basedOn w:val="VerbatimChar"/>
     <w:rPr>
@@ -13490,7 +13470,7 @@
       <w:i/>
     </w:rPr>
   </w:style>
-  <w:style w:type="character" w:customStyle="1" w:styleId="WarningTok">
+  <w:style w:customStyle="1" w:styleId="WarningTok" w:type="character">
     <w:name w:val="WarningTok"/>
     <w:basedOn w:val="VerbatimChar"/>
     <w:rPr>
@@ -13499,7 +13479,7 @@
       <w:i/>
     </w:rPr>
   </w:style>
-  <w:style w:type="character" w:customStyle="1" w:styleId="AlertTok">
+  <w:style w:customStyle="1" w:styleId="AlertTok" w:type="character">
     <w:name w:val="AlertTok"/>
     <w:basedOn w:val="VerbatimChar"/>
     <w:rPr>
@@ -13507,7 +13487,7 @@
       <w:b/>
     </w:rPr>
   </w:style>
-  <w:style w:type="character" w:customStyle="1" w:styleId="ErrorTok">
+  <w:style w:customStyle="1" w:styleId="ErrorTok" w:type="character">
     <w:name w:val="ErrorTok"/>
     <w:basedOn w:val="VerbatimChar"/>
     <w:rPr>
@@ -13515,7 +13495,7 @@
       <w:b/>
     </w:rPr>
   </w:style>
-  <w:style w:type="character" w:customStyle="1" w:styleId="NormalTok">
+  <w:style w:customStyle="1" w:styleId="NormalTok" w:type="character">
     <w:name w:val="NormalTok"/>
     <w:basedOn w:val="VerbatimChar"/>
     <w:rPr/>
